--- a/QTQLĐT&HTQT03/QTQLĐT&HTQT03BM12.docx
+++ b/QTQLĐT&HTQT03/QTQLĐT&HTQT03BM12.docx
@@ -1,8 +1,4086 @@
 
 <file path=word/document.xml><?xml version="1.0" encoding="utf-8"?>
-<w:document xmlns:wpc="http://schemas.microsoft.com/office/word/2010/wordprocessingCanvas" xmlns:cx="http://schemas.microsoft.com/office/drawing/2014/chartex" xmlns:cx1="http://schemas.microsoft.com/office/drawing/2015/9/8/chartex" xmlns:cx2="http://schemas.microsoft.com/office/drawing/2015/10/21/chartex" xmlns:cx3="http://schemas.microsoft.com/office/drawing/2016/5/9/chartex" xmlns:cx4="http://schemas.microsoft.com/office/drawing/2016/5/10/chartex" xmlns:cx5="http://schemas.microsoft.com/office/drawing/2016/5/11/chartex" xmlns:cx6="http://schemas.microsoft.com/office/drawing/2016/5/12/chartex" xmlns:cx7="http://schemas.microsoft.com/office/drawing/2016/5/13/chartex" xmlns:cx8="http://schemas.microsoft.com/office/drawing/2016/5/14/chartex" xmlns:mc="http://schemas.openxmlformats.org/markup-compatibility/2006" xmlns:aink="http://schemas.microsoft.com/office/drawing/2016/ink" xmlns:am3d="http://schemas.microsoft.com/office/drawing/2017/model3d" xmlns:o="urn:schemas-microsoft-com:office:office" xmlns:oel="http://schemas.microsoft.com/office/2019/extlst" xmlns:r="http://schemas.openxmlformats.org/officeDocument/2006/relationships" xmlns:m="http://schemas.openxmlformats.org/officeDocument/2006/math" xmlns:v="urn:schemas-microsoft-com:vml" xmlns:wp14="http://schemas.microsoft.com/office/word/2010/wordprocessingDrawing" xmlns:wp="http://schemas.openxmlformats.org/drawingml/2006/wordprocessingDrawing" xmlns:w10="urn:schemas-microsoft-com:office:word" xmlns:w="http://schemas.openxmlformats.org/wordprocessingml/2006/main" xmlns:w14="http://schemas.microsoft.com/office/word/2010/wordml" xmlns:w15="http://schemas.microsoft.com/office/word/2012/wordml" xmlns:w16cex="http://schemas.microsoft.com/office/word/2018/wordml/cex" xmlns:w16cid="http://schemas.microsoft.com/office/word/2016/wordml/cid" xmlns:w16="http://schemas.microsoft.com/office/word/2018/wordml" xmlns:w16sdtdh="http://schemas.microsoft.com/office/word/2020/wordml/sdtdatahash" xmlns:w16se="http://schemas.microsoft.com/office/word/2015/wordml/symex" xmlns:wpg="http://schemas.microsoft.com/office/word/2010/wordprocessingGroup" xmlns:wpi="http://schemas.microsoft.com/office/word/2010/wordprocessingInk" xmlns:wne="http://schemas.microsoft.com/office/word/2006/wordml" xmlns:wps="http://schemas.microsoft.com/office/word/2010/wordprocessingShape" mc:Ignorable="w14 w15 w16se w16cid w16 w16cex w16sdtdh wp14">
+<w:document xmlns:wpc="http://schemas.microsoft.com/office/word/2010/wordprocessingCanvas" xmlns:cx="http://schemas.microsoft.com/office/drawing/2014/chartex" xmlns:cx1="http://schemas.microsoft.com/office/drawing/2015/9/8/chartex" xmlns:cx2="http://schemas.microsoft.com/office/drawing/2015/10/21/chartex" xmlns:cx3="http://schemas.microsoft.com/office/drawing/2016/5/9/chartex" xmlns:cx4="http://schemas.microsoft.com/office/drawing/2016/5/10/chartex" xmlns:cx5="http://schemas.microsoft.com/office/drawing/2016/5/11/chartex" xmlns:cx6="http://schemas.microsoft.com/office/drawing/2016/5/12/chartex" xmlns:cx7="http://schemas.microsoft.com/office/drawing/2016/5/13/chartex" xmlns:cx8="http://schemas.microsoft.com/office/drawing/2016/5/14/chartex" xmlns:mc="http://schemas.openxmlformats.org/markup-compatibility/2006" xmlns:aink="http://schemas.microsoft.com/office/drawing/2016/ink" xmlns:am3d="http://schemas.microsoft.com/office/drawing/2017/model3d" xmlns:o="urn:schemas-microsoft-com:office:office" xmlns:oel="http://schemas.microsoft.com/office/2019/extlst" xmlns:r="http://schemas.openxmlformats.org/officeDocument/2006/relationships" xmlns:m="http://schemas.openxmlformats.org/officeDocument/2006/math" xmlns:v="urn:schemas-microsoft-com:vml" xmlns:wp14="http://schemas.microsoft.com/office/word/2010/wordprocessingDrawing" xmlns:wp="http://schemas.openxmlformats.org/drawingml/2006/wordprocessingDrawing" xmlns:w10="urn:schemas-microsoft-com:office:word" xmlns:w="http://schemas.openxmlformats.org/wordprocessingml/2006/main" xmlns:w14="http://schemas.microsoft.com/office/word/2010/wordml" xmlns:w15="http://schemas.microsoft.com/office/word/2012/wordml" xmlns:w16cex="http://schemas.microsoft.com/office/word/2018/wordml/cex" xmlns:w16cid="http://schemas.microsoft.com/office/word/2016/wordml/cid" xmlns:w16="http://schemas.microsoft.com/office/word/2018/wordml" xmlns:w16du="http://schemas.microsoft.com/office/word/2023/wordml/word16du" xmlns:w16sdtdh="http://schemas.microsoft.com/office/word/2020/wordml/sdtdatahash" xmlns:w16sdtfl="http://schemas.microsoft.com/office/word/2024/wordml/sdtformatlock" xmlns:w16se="http://schemas.microsoft.com/office/word/2015/wordml/symex" xmlns:wpg="http://schemas.microsoft.com/office/word/2010/wordprocessingGroup" xmlns:wpi="http://schemas.microsoft.com/office/word/2010/wordprocessingInk" xmlns:wne="http://schemas.microsoft.com/office/word/2006/wordml" xmlns:wps="http://schemas.microsoft.com/office/word/2010/wordprocessingShape" mc:Ignorable="w14 w15 w16se w16cid w16 w16cex w16sdtdh w16sdtfl w16du wp14">
   <w:body>
-    <w:p/>
+    <w:tbl>
+      <w:tblPr>
+        <w:tblStyle w:val="TableGrid"/>
+        <w:tblW w:w="9322" w:type="dxa"/>
+        <w:tblInd w:w="142" w:type="dxa"/>
+        <w:tblBorders>
+          <w:top w:val="none" w:sz="0" w:space="0" w:color="auto"/>
+          <w:left w:val="none" w:sz="0" w:space="0" w:color="auto"/>
+          <w:bottom w:val="none" w:sz="0" w:space="0" w:color="auto"/>
+          <w:right w:val="none" w:sz="0" w:space="0" w:color="auto"/>
+          <w:insideH w:val="none" w:sz="0" w:space="0" w:color="auto"/>
+          <w:insideV w:val="none" w:sz="0" w:space="0" w:color="auto"/>
+        </w:tblBorders>
+        <w:tblLook w:val="04A0" w:firstRow="1" w:lastRow="0" w:firstColumn="1" w:lastColumn="0" w:noHBand="0" w:noVBand="1"/>
+      </w:tblPr>
+      <w:tblGrid>
+        <w:gridCol w:w="4077"/>
+        <w:gridCol w:w="5245"/>
+      </w:tblGrid>
+      <w:tr>
+        <w:tc>
+          <w:tcPr>
+            <w:tcW w:w="4077" w:type="dxa"/>
+          </w:tcPr>
+          <w:p>
+            <w:pPr>
+              <w:shd w:val="clear" w:color="auto" w:fill="FFFFFF" w:themeFill="background1"/>
+              <w:jc w:val="center"/>
+              <w:rPr>
+                <w:color w:val="000000" w:themeColor="text1"/>
+                <w:sz w:val="26"/>
+                <w:szCs w:val="26"/>
+                <w:lang w:val="en-US"/>
+              </w:rPr>
+            </w:pPr>
+            <w:r>
+              <w:rPr>
+                <w:color w:val="000000" w:themeColor="text1"/>
+                <w:sz w:val="26"/>
+                <w:szCs w:val="26"/>
+              </w:rPr>
+              <w:t xml:space="preserve">BỆNH VIỆN </w:t>
+            </w:r>
+          </w:p>
+          <w:p>
+            <w:pPr>
+              <w:shd w:val="clear" w:color="auto" w:fill="FFFFFF" w:themeFill="background1"/>
+              <w:jc w:val="center"/>
+              <w:rPr>
+                <w:color w:val="000000" w:themeColor="text1"/>
+                <w:sz w:val="26"/>
+                <w:szCs w:val="26"/>
+              </w:rPr>
+            </w:pPr>
+            <w:r>
+              <w:rPr>
+                <w:color w:val="000000" w:themeColor="text1"/>
+                <w:sz w:val="26"/>
+                <w:szCs w:val="26"/>
+              </w:rPr>
+              <w:t>PHỤ SẢN TRUNG ƯƠNG</w:t>
+            </w:r>
+          </w:p>
+          <w:p>
+            <w:pPr>
+              <w:shd w:val="clear" w:color="auto" w:fill="FFFFFF" w:themeFill="background1"/>
+              <w:jc w:val="center"/>
+              <w:rPr>
+                <w:b/>
+                <w:bCs/>
+                <w:color w:val="000000" w:themeColor="text1"/>
+                <w:sz w:val="26"/>
+                <w:szCs w:val="26"/>
+                <w:lang w:val="en-US"/>
+              </w:rPr>
+            </w:pPr>
+            <w:r>
+              <w:rPr>
+                <w:b/>
+                <w:bCs/>
+                <w:color w:val="000000" w:themeColor="text1"/>
+                <w:sz w:val="26"/>
+                <w:szCs w:val="26"/>
+                <w:lang w:val="en-US"/>
+              </w:rPr>
+              <w:t>TT ĐÀO TẠO &amp; HTQT</w:t>
+            </w:r>
+          </w:p>
+        </w:tc>
+        <w:tc>
+          <w:tcPr>
+            <w:tcW w:w="5245" w:type="dxa"/>
+          </w:tcPr>
+          <w:p>
+            <w:pPr>
+              <w:shd w:val="clear" w:color="auto" w:fill="FFFFFF" w:themeFill="background1"/>
+              <w:jc w:val="center"/>
+              <w:rPr>
+                <w:b/>
+                <w:bCs/>
+                <w:color w:val="000000" w:themeColor="text1"/>
+                <w:sz w:val="26"/>
+                <w:szCs w:val="26"/>
+              </w:rPr>
+            </w:pPr>
+            <w:r>
+              <w:rPr>
+                <w:b/>
+                <w:bCs/>
+                <w:color w:val="000000" w:themeColor="text1"/>
+                <w:sz w:val="26"/>
+                <w:szCs w:val="26"/>
+              </w:rPr>
+              <w:t>CỘNG HÒA XÃ HỘI CHỦ NGHĨA VIỆT NAM</w:t>
+            </w:r>
+          </w:p>
+          <w:p>
+            <w:pPr>
+              <w:shd w:val="clear" w:color="auto" w:fill="FFFFFF" w:themeFill="background1"/>
+              <w:jc w:val="center"/>
+              <w:rPr>
+                <w:b/>
+                <w:bCs/>
+                <w:color w:val="000000" w:themeColor="text1"/>
+                <w:sz w:val="26"/>
+                <w:szCs w:val="26"/>
+              </w:rPr>
+            </w:pPr>
+            <w:r>
+              <w:rPr>
+                <w:b/>
+                <w:bCs/>
+                <w:noProof/>
+                <w:color w:val="000000" w:themeColor="text1"/>
+                <w:sz w:val="26"/>
+                <w:szCs w:val="26"/>
+                <w14:ligatures w14:val="standardContextual"/>
+              </w:rPr>
+              <mc:AlternateContent>
+                <mc:Choice Requires="wps">
+                  <w:drawing>
+                    <wp:anchor distT="0" distB="0" distL="114300" distR="114300" simplePos="0" relativeHeight="251661312" behindDoc="0" locked="0" layoutInCell="1" allowOverlap="1" wp14:anchorId="1DBAA227" wp14:editId="1BEB66C5">
+                      <wp:simplePos x="0" y="0"/>
+                      <wp:positionH relativeFrom="column">
+                        <wp:posOffset>654684</wp:posOffset>
+                      </wp:positionH>
+                      <wp:positionV relativeFrom="paragraph">
+                        <wp:posOffset>184150</wp:posOffset>
+                      </wp:positionV>
+                      <wp:extent cx="1857375" cy="0"/>
+                      <wp:effectExtent l="0" t="0" r="9525" b="19050"/>
+                      <wp:wrapNone/>
+                      <wp:docPr id="1903682381" name="Straight Connector 1903682381"/>
+                      <wp:cNvGraphicFramePr/>
+                      <a:graphic xmlns:a="http://schemas.openxmlformats.org/drawingml/2006/main">
+                        <a:graphicData uri="http://schemas.microsoft.com/office/word/2010/wordprocessingShape">
+                          <wps:wsp>
+                            <wps:cNvCnPr/>
+                            <wps:spPr>
+                              <a:xfrm>
+                                <a:off x="0" y="0"/>
+                                <a:ext cx="1857375" cy="0"/>
+                              </a:xfrm>
+                              <a:prstGeom prst="line">
+                                <a:avLst/>
+                              </a:prstGeom>
+                            </wps:spPr>
+                            <wps:style>
+                              <a:lnRef idx="1">
+                                <a:schemeClr val="dk1"/>
+                              </a:lnRef>
+                              <a:fillRef idx="0">
+                                <a:schemeClr val="dk1"/>
+                              </a:fillRef>
+                              <a:effectRef idx="0">
+                                <a:schemeClr val="dk1"/>
+                              </a:effectRef>
+                              <a:fontRef idx="minor">
+                                <a:schemeClr val="tx1"/>
+                              </a:fontRef>
+                            </wps:style>
+                            <wps:bodyPr/>
+                          </wps:wsp>
+                        </a:graphicData>
+                      </a:graphic>
+                    </wp:anchor>
+                  </w:drawing>
+                </mc:Choice>
+                <mc:Fallback>
+                  <w:pict>
+                    <v:line w14:anchorId="2A01171A" id="Straight Connector 1903682381" o:spid="_x0000_s1026" style="position:absolute;z-index:251661312;visibility:visible;mso-wrap-style:square;mso-wrap-distance-left:9pt;mso-wrap-distance-top:0;mso-wrap-distance-right:9pt;mso-wrap-distance-bottom:0;mso-position-horizontal:absolute;mso-position-horizontal-relative:text;mso-position-vertical:absolute;mso-position-vertical-relative:text" from="51.55pt,14.5pt" to="197.8pt,14.5pt" o:gfxdata="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" strokecolor="black [3200]" strokeweight=".5pt">
+                      <v:stroke joinstyle="miter"/>
+                    </v:line>
+                  </w:pict>
+                </mc:Fallback>
+              </mc:AlternateContent>
+            </w:r>
+            <w:r>
+              <w:rPr>
+                <w:b/>
+                <w:bCs/>
+                <w:color w:val="000000" w:themeColor="text1"/>
+                <w:sz w:val="26"/>
+                <w:szCs w:val="26"/>
+              </w:rPr>
+              <w:t>Độc lập - Tự do - Hạnh phúc</w:t>
+            </w:r>
+          </w:p>
+        </w:tc>
+      </w:tr>
+    </w:tbl>
+    <w:p>
+      <w:pPr>
+        <w:shd w:val="clear" w:color="auto" w:fill="FFFFFF" w:themeFill="background1"/>
+        <w:spacing w:after="0"/>
+        <w:rPr>
+          <w:b/>
+          <w:color w:val="000000" w:themeColor="text1"/>
+          <w:szCs w:val="26"/>
+        </w:rPr>
+      </w:pPr>
+      <w:r>
+        <w:rPr>
+          <w:b/>
+          <w:noProof/>
+          <w:color w:val="000000" w:themeColor="text1"/>
+          <w:szCs w:val="26"/>
+        </w:rPr>
+        <mc:AlternateContent>
+          <mc:Choice Requires="wps">
+            <w:drawing>
+              <wp:anchor distT="0" distB="0" distL="114300" distR="114300" simplePos="0" relativeHeight="251660288" behindDoc="0" locked="0" layoutInCell="1" allowOverlap="1" wp14:anchorId="30D25AAD" wp14:editId="10ED60CA">
+                <wp:simplePos x="0" y="0"/>
+                <wp:positionH relativeFrom="column">
+                  <wp:posOffset>701040</wp:posOffset>
+                </wp:positionH>
+                <wp:positionV relativeFrom="paragraph">
+                  <wp:posOffset>33655</wp:posOffset>
+                </wp:positionV>
+                <wp:extent cx="1162050" cy="0"/>
+                <wp:effectExtent l="0" t="0" r="19050" b="19050"/>
+                <wp:wrapNone/>
+                <wp:docPr id="14" name="Straight Connector 14"/>
+                <wp:cNvGraphicFramePr/>
+                <a:graphic xmlns:a="http://schemas.openxmlformats.org/drawingml/2006/main">
+                  <a:graphicData uri="http://schemas.microsoft.com/office/word/2010/wordprocessingShape">
+                    <wps:wsp>
+                      <wps:cNvCnPr/>
+                      <wps:spPr>
+                        <a:xfrm>
+                          <a:off x="0" y="0"/>
+                          <a:ext cx="1162050" cy="0"/>
+                        </a:xfrm>
+                        <a:prstGeom prst="line">
+                          <a:avLst/>
+                        </a:prstGeom>
+                      </wps:spPr>
+                      <wps:style>
+                        <a:lnRef idx="1">
+                          <a:schemeClr val="dk1"/>
+                        </a:lnRef>
+                        <a:fillRef idx="0">
+                          <a:schemeClr val="dk1"/>
+                        </a:fillRef>
+                        <a:effectRef idx="0">
+                          <a:schemeClr val="dk1"/>
+                        </a:effectRef>
+                        <a:fontRef idx="minor">
+                          <a:schemeClr val="tx1"/>
+                        </a:fontRef>
+                      </wps:style>
+                      <wps:bodyPr/>
+                    </wps:wsp>
+                  </a:graphicData>
+                </a:graphic>
+                <wp14:sizeRelH relativeFrom="margin">
+                  <wp14:pctWidth>0</wp14:pctWidth>
+                </wp14:sizeRelH>
+              </wp:anchor>
+            </w:drawing>
+          </mc:Choice>
+          <mc:Fallback>
+            <w:pict>
+              <v:line w14:anchorId="54677587" id="Straight Connector 14" o:spid="_x0000_s1026" style="position:absolute;z-index:251660288;visibility:visible;mso-wrap-style:square;mso-width-percent:0;mso-wrap-distance-left:9pt;mso-wrap-distance-top:0;mso-wrap-distance-right:9pt;mso-wrap-distance-bottom:0;mso-position-horizontal:absolute;mso-position-horizontal-relative:text;mso-position-vertical:absolute;mso-position-vertical-relative:text;mso-width-percent:0;mso-width-relative:margin" from="55.2pt,2.65pt" to="146.7pt,2.65pt" o:gfxdata="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" strokecolor="black [3200]" strokeweight=".5pt">
+                <v:stroke joinstyle="miter"/>
+              </v:line>
+            </w:pict>
+          </mc:Fallback>
+        </mc:AlternateContent>
+      </w:r>
+    </w:p>
+    <w:p>
+      <w:pPr>
+        <w:shd w:val="clear" w:color="auto" w:fill="FFFFFF" w:themeFill="background1"/>
+        <w:spacing w:after="0"/>
+        <w:jc w:val="center"/>
+        <w:rPr>
+          <w:b/>
+          <w:color w:val="000000" w:themeColor="text1"/>
+          <w:sz w:val="28"/>
+          <w:szCs w:val="28"/>
+        </w:rPr>
+      </w:pPr>
+      <w:r>
+        <w:rPr>
+          <w:b/>
+          <w:color w:val="000000" w:themeColor="text1"/>
+          <w:sz w:val="28"/>
+          <w:szCs w:val="28"/>
+          <w:lang w:val="vi-VN"/>
+        </w:rPr>
+        <w:t xml:space="preserve">DỰ TOÁN ĐÀO TẠO LIÊN TỤC </w:t>
+      </w:r>
+    </w:p>
+    <w:p>
+      <w:pPr>
+        <w:shd w:val="clear" w:color="auto" w:fill="FFFFFF" w:themeFill="background1"/>
+        <w:spacing w:after="0"/>
+        <w:ind w:firstLine="2977"/>
+        <w:rPr>
+          <w:bCs/>
+          <w:color w:val="000000" w:themeColor="text1"/>
+          <w:sz w:val="26"/>
+          <w:szCs w:val="26"/>
+        </w:rPr>
+      </w:pPr>
+      <w:r>
+        <w:rPr>
+          <w:bCs/>
+          <w:iCs/>
+          <w:color w:val="000000" w:themeColor="text1"/>
+          <w:sz w:val="26"/>
+          <w:szCs w:val="26"/>
+          <w:lang w:val="vi-VN"/>
+        </w:rPr>
+        <w:t>Kính gửi :</w:t>
+      </w:r>
+      <w:r>
+        <w:rPr>
+          <w:bCs/>
+          <w:color w:val="000000" w:themeColor="text1"/>
+          <w:sz w:val="26"/>
+          <w:szCs w:val="26"/>
+          <w:lang w:val="vi-VN"/>
+        </w:rPr>
+        <w:t xml:space="preserve"> </w:t>
+      </w:r>
+      <w:r>
+        <w:rPr>
+          <w:bCs/>
+          <w:color w:val="000000" w:themeColor="text1"/>
+          <w:sz w:val="26"/>
+          <w:szCs w:val="26"/>
+        </w:rPr>
+        <w:t>[[KinhGui]]</w:t>
+      </w:r>
+    </w:p>
+    <w:p>
+      <w:pPr>
+        <w:shd w:val="clear" w:color="auto" w:fill="FFFFFF" w:themeFill="background1"/>
+        <w:spacing w:after="0"/>
+        <w:ind w:firstLine="2977"/>
+        <w:rPr>
+          <w:bCs/>
+          <w:color w:val="000000" w:themeColor="text1"/>
+          <w:sz w:val="26"/>
+          <w:szCs w:val="26"/>
+        </w:rPr>
+      </w:pPr>
+      <w:r>
+        <w:rPr>
+          <w:bCs/>
+          <w:color w:val="000000" w:themeColor="text1"/>
+          <w:sz w:val="26"/>
+          <w:szCs w:val="26"/>
+        </w:rPr>
+        <w:t xml:space="preserve">                  </w:t>
+      </w:r>
+      <w:r>
+        <w:rPr>
+          <w:bCs/>
+          <w:color w:val="000000" w:themeColor="text1"/>
+          <w:sz w:val="26"/>
+          <w:szCs w:val="26"/>
+          <w:lang w:val="vi-VN"/>
+        </w:rPr>
+        <w:t>- Ban Giám đốc Bệnh viện</w:t>
+      </w:r>
+      <w:r>
+        <w:rPr>
+          <w:bCs/>
+          <w:color w:val="000000" w:themeColor="text1"/>
+          <w:sz w:val="26"/>
+          <w:szCs w:val="26"/>
+        </w:rPr>
+        <w:t>;</w:t>
+      </w:r>
+    </w:p>
+    <w:p>
+      <w:pPr>
+        <w:shd w:val="clear" w:color="auto" w:fill="FFFFFF" w:themeFill="background1"/>
+        <w:spacing w:after="0"/>
+        <w:ind w:firstLine="3544"/>
+        <w:rPr>
+          <w:b/>
+          <w:color w:val="000000" w:themeColor="text1"/>
+          <w:sz w:val="26"/>
+          <w:szCs w:val="26"/>
+        </w:rPr>
+      </w:pPr>
+      <w:r>
+        <w:rPr>
+          <w:bCs/>
+          <w:color w:val="000000" w:themeColor="text1"/>
+          <w:sz w:val="26"/>
+          <w:szCs w:val="26"/>
+          <w:lang w:val="vi-VN"/>
+        </w:rPr>
+        <w:tab/>
+        <w:t xml:space="preserve">        - Phòng Tài chính kế toán</w:t>
+      </w:r>
+      <w:r>
+        <w:rPr>
+          <w:bCs/>
+          <w:color w:val="000000" w:themeColor="text1"/>
+          <w:sz w:val="26"/>
+          <w:szCs w:val="26"/>
+        </w:rPr>
+        <w:t>.</w:t>
+      </w:r>
+    </w:p>
+    <w:p>
+      <w:pPr>
+        <w:shd w:val="clear" w:color="auto" w:fill="FFFFFF" w:themeFill="background1"/>
+        <w:spacing w:after="0"/>
+        <w:rPr>
+          <w:color w:val="000000" w:themeColor="text1"/>
+          <w:sz w:val="26"/>
+          <w:szCs w:val="26"/>
+          <w:lang w:val="vi-VN"/>
+        </w:rPr>
+      </w:pPr>
+      <w:r>
+        <w:rPr>
+          <w:color w:val="000000" w:themeColor="text1"/>
+          <w:sz w:val="26"/>
+          <w:szCs w:val="26"/>
+        </w:rPr>
+        <w:t>Trung tâm</w:t>
+      </w:r>
+      <w:r>
+        <w:rPr>
+          <w:color w:val="000000" w:themeColor="text1"/>
+          <w:sz w:val="26"/>
+          <w:szCs w:val="26"/>
+          <w:lang w:val="vi-VN"/>
+        </w:rPr>
+        <w:t xml:space="preserve"> Đào tạo</w:t>
+      </w:r>
+      <w:r>
+        <w:rPr>
+          <w:color w:val="000000" w:themeColor="text1"/>
+          <w:sz w:val="26"/>
+          <w:szCs w:val="26"/>
+        </w:rPr>
+        <w:t xml:space="preserve">-HTQT </w:t>
+      </w:r>
+      <w:r>
+        <w:rPr>
+          <w:color w:val="000000" w:themeColor="text1"/>
+          <w:sz w:val="26"/>
+          <w:szCs w:val="26"/>
+          <w:lang w:val="vi-VN"/>
+        </w:rPr>
+        <w:t>xin duyệt dự toán cho công tác đào tạo liên tục như sau:</w:t>
+      </w:r>
+    </w:p>
+    <w:p>
+      <w:pPr>
+        <w:pStyle w:val="ListParagraph"/>
+        <w:numPr>
+          <w:ilvl w:val="0"/>
+          <w:numId w:val="1"/>
+        </w:numPr>
+        <w:shd w:val="clear" w:color="auto" w:fill="FFFFFF" w:themeFill="background1"/>
+        <w:tabs>
+          <w:tab w:val="left" w:pos="142"/>
+        </w:tabs>
+        <w:spacing w:after="0" w:line="240" w:lineRule="auto"/>
+        <w:ind w:left="0" w:firstLine="0"/>
+        <w:jc w:val="both"/>
+        <w:rPr>
+          <w:b/>
+          <w:bCs/>
+          <w:color w:val="000000" w:themeColor="text1"/>
+          <w:sz w:val="26"/>
+          <w:szCs w:val="26"/>
+        </w:rPr>
+      </w:pPr>
+      <w:r>
+        <w:rPr>
+          <w:color w:val="000000" w:themeColor="text1"/>
+          <w:sz w:val="26"/>
+          <w:szCs w:val="26"/>
+          <w:lang w:val="vi-VN"/>
+        </w:rPr>
+        <w:t xml:space="preserve">Tên </w:t>
+      </w:r>
+      <w:r>
+        <w:rPr>
+          <w:color w:val="000000" w:themeColor="text1"/>
+          <w:sz w:val="26"/>
+          <w:szCs w:val="26"/>
+        </w:rPr>
+        <w:t>khoá học</w:t>
+      </w:r>
+      <w:r>
+        <w:rPr>
+          <w:color w:val="000000" w:themeColor="text1"/>
+          <w:sz w:val="26"/>
+          <w:szCs w:val="26"/>
+          <w:lang w:val="vi-VN"/>
+        </w:rPr>
+        <w:t>:</w:t>
+      </w:r>
+      <w:r>
+        <w:rPr>
+          <w:color w:val="000000" w:themeColor="text1"/>
+          <w:sz w:val="26"/>
+          <w:szCs w:val="26"/>
+        </w:rPr>
+        <w:t xml:space="preserve"> [[</w:t>
+      </w:r>
+      <w:r>
+        <w:rPr>
+          <w:color w:val="000000" w:themeColor="text1"/>
+          <w:sz w:val="26"/>
+          <w:szCs w:val="26"/>
+        </w:rPr>
+        <w:t>TenKhoaHoc</w:t>
+      </w:r>
+      <w:r>
+        <w:rPr>
+          <w:color w:val="000000" w:themeColor="text1"/>
+          <w:sz w:val="26"/>
+          <w:szCs w:val="26"/>
+        </w:rPr>
+        <w:t>]]</w:t>
+      </w:r>
+    </w:p>
+    <w:p>
+      <w:pPr>
+        <w:pStyle w:val="ListParagraph"/>
+        <w:numPr>
+          <w:ilvl w:val="0"/>
+          <w:numId w:val="1"/>
+        </w:numPr>
+        <w:shd w:val="clear" w:color="auto" w:fill="FFFFFF" w:themeFill="background1"/>
+        <w:tabs>
+          <w:tab w:val="left" w:pos="142"/>
+        </w:tabs>
+        <w:spacing w:after="0" w:line="240" w:lineRule="auto"/>
+        <w:ind w:left="0" w:firstLine="0"/>
+        <w:jc w:val="both"/>
+        <w:rPr>
+          <w:color w:val="000000" w:themeColor="text1"/>
+          <w:sz w:val="26"/>
+          <w:szCs w:val="26"/>
+          <w:lang w:val="vi-VN"/>
+        </w:rPr>
+      </w:pPr>
+      <w:r>
+        <w:rPr>
+          <w:color w:val="000000" w:themeColor="text1"/>
+          <w:sz w:val="26"/>
+          <w:szCs w:val="26"/>
+        </w:rPr>
+        <w:t xml:space="preserve">Thời gian: </w:t>
+      </w:r>
+      <w:r>
+        <w:rPr>
+          <w:color w:val="000000" w:themeColor="text1"/>
+          <w:sz w:val="26"/>
+          <w:szCs w:val="26"/>
+        </w:rPr>
+        <w:t>[[</w:t>
+      </w:r>
+      <w:r>
+        <w:rPr>
+          <w:color w:val="000000" w:themeColor="text1"/>
+          <w:sz w:val="26"/>
+          <w:szCs w:val="26"/>
+        </w:rPr>
+        <w:t>ThoiGianHoc</w:t>
+      </w:r>
+      <w:r>
+        <w:rPr>
+          <w:color w:val="000000" w:themeColor="text1"/>
+          <w:sz w:val="26"/>
+          <w:szCs w:val="26"/>
+        </w:rPr>
+        <w:t>]]</w:t>
+      </w:r>
+    </w:p>
+    <w:p>
+      <w:pPr>
+        <w:pStyle w:val="ListParagraph"/>
+        <w:numPr>
+          <w:ilvl w:val="0"/>
+          <w:numId w:val="1"/>
+        </w:numPr>
+        <w:shd w:val="clear" w:color="auto" w:fill="FFFFFF" w:themeFill="background1"/>
+        <w:tabs>
+          <w:tab w:val="left" w:pos="142"/>
+        </w:tabs>
+        <w:spacing w:after="0" w:line="240" w:lineRule="auto"/>
+        <w:ind w:left="0" w:firstLine="0"/>
+        <w:jc w:val="both"/>
+        <w:rPr>
+          <w:color w:val="000000" w:themeColor="text1"/>
+          <w:sz w:val="26"/>
+          <w:szCs w:val="26"/>
+          <w:lang w:val="vi-VN"/>
+        </w:rPr>
+      </w:pPr>
+      <w:r>
+        <w:rPr>
+          <w:color w:val="000000" w:themeColor="text1"/>
+          <w:sz w:val="26"/>
+          <w:szCs w:val="26"/>
+        </w:rPr>
+        <w:t xml:space="preserve">Địa điểm: </w:t>
+      </w:r>
+      <w:r>
+        <w:rPr>
+          <w:color w:val="000000" w:themeColor="text1"/>
+          <w:sz w:val="26"/>
+          <w:szCs w:val="26"/>
+        </w:rPr>
+        <w:t>[[</w:t>
+      </w:r>
+      <w:r>
+        <w:rPr>
+          <w:color w:val="000000" w:themeColor="text1"/>
+          <w:sz w:val="26"/>
+          <w:szCs w:val="26"/>
+        </w:rPr>
+        <w:t>DiaDiemHoc</w:t>
+      </w:r>
+      <w:r>
+        <w:rPr>
+          <w:color w:val="000000" w:themeColor="text1"/>
+          <w:sz w:val="26"/>
+          <w:szCs w:val="26"/>
+        </w:rPr>
+        <w:t>]]</w:t>
+      </w:r>
+    </w:p>
+    <w:p>
+      <w:pPr>
+        <w:pStyle w:val="ListParagraph"/>
+        <w:numPr>
+          <w:ilvl w:val="0"/>
+          <w:numId w:val="1"/>
+        </w:numPr>
+        <w:shd w:val="clear" w:color="auto" w:fill="FFFFFF" w:themeFill="background1"/>
+        <w:tabs>
+          <w:tab w:val="left" w:pos="142"/>
+        </w:tabs>
+        <w:spacing w:after="0" w:line="240" w:lineRule="auto"/>
+        <w:ind w:left="0" w:firstLine="0"/>
+        <w:jc w:val="both"/>
+        <w:rPr>
+          <w:color w:val="000000" w:themeColor="text1"/>
+          <w:sz w:val="26"/>
+          <w:szCs w:val="26"/>
+        </w:rPr>
+      </w:pPr>
+      <w:r>
+        <w:rPr>
+          <w:color w:val="000000" w:themeColor="text1"/>
+          <w:sz w:val="26"/>
+          <w:szCs w:val="26"/>
+        </w:rPr>
+        <w:t xml:space="preserve">Đối tượng: </w:t>
+      </w:r>
+      <w:r>
+        <w:rPr>
+          <w:color w:val="000000" w:themeColor="text1"/>
+          <w:sz w:val="26"/>
+          <w:szCs w:val="26"/>
+        </w:rPr>
+        <w:t>[[</w:t>
+      </w:r>
+      <w:r>
+        <w:rPr>
+          <w:color w:val="000000" w:themeColor="text1"/>
+          <w:sz w:val="26"/>
+          <w:szCs w:val="26"/>
+        </w:rPr>
+        <w:t>DoiTuongLopHoc</w:t>
+      </w:r>
+      <w:r>
+        <w:rPr>
+          <w:color w:val="000000" w:themeColor="text1"/>
+          <w:sz w:val="26"/>
+          <w:szCs w:val="26"/>
+        </w:rPr>
+        <w:t>]]</w:t>
+      </w:r>
+    </w:p>
+    <w:p>
+      <w:pPr>
+        <w:pStyle w:val="ListParagraph"/>
+        <w:numPr>
+          <w:ilvl w:val="0"/>
+          <w:numId w:val="1"/>
+        </w:numPr>
+        <w:shd w:val="clear" w:color="auto" w:fill="FFFFFF" w:themeFill="background1"/>
+        <w:tabs>
+          <w:tab w:val="left" w:pos="142"/>
+        </w:tabs>
+        <w:spacing w:after="0" w:line="240" w:lineRule="auto"/>
+        <w:ind w:left="0" w:firstLine="0"/>
+        <w:jc w:val="both"/>
+        <w:rPr>
+          <w:color w:val="000000" w:themeColor="text1"/>
+        </w:rPr>
+      </w:pPr>
+      <w:r>
+        <w:rPr>
+          <w:color w:val="000000" w:themeColor="text1"/>
+          <w:sz w:val="26"/>
+          <w:szCs w:val="26"/>
+          <w:lang w:val="vi-VN"/>
+        </w:rPr>
+        <w:t xml:space="preserve">Nguồn kinh phí: </w:t>
+      </w:r>
+      <w:r>
+        <w:rPr>
+          <w:color w:val="000000" w:themeColor="text1"/>
+          <w:sz w:val="26"/>
+          <w:szCs w:val="26"/>
+        </w:rPr>
+        <w:t>[[</w:t>
+      </w:r>
+      <w:r>
+        <w:rPr>
+          <w:color w:val="000000" w:themeColor="text1"/>
+          <w:sz w:val="26"/>
+          <w:szCs w:val="26"/>
+        </w:rPr>
+        <w:t>NguonHocPhi</w:t>
+      </w:r>
+      <w:r>
+        <w:rPr>
+          <w:color w:val="000000" w:themeColor="text1"/>
+          <w:sz w:val="26"/>
+          <w:szCs w:val="26"/>
+        </w:rPr>
+        <w:t>]]</w:t>
+      </w:r>
+    </w:p>
+    <w:p>
+      <w:pPr>
+        <w:pStyle w:val="ListParagraph"/>
+        <w:shd w:val="clear" w:color="auto" w:fill="FFFFFF" w:themeFill="background1"/>
+        <w:spacing w:after="0"/>
+        <w:ind w:left="0" w:right="-424"/>
+        <w:jc w:val="right"/>
+        <w:rPr>
+          <w:b/>
+          <w:bCs/>
+          <w:color w:val="000000" w:themeColor="text1"/>
+        </w:rPr>
+      </w:pPr>
+      <w:r>
+        <w:rPr>
+          <w:b/>
+          <w:bCs/>
+          <w:color w:val="000000" w:themeColor="text1"/>
+        </w:rPr>
+        <w:t>Đơn vị: VNĐ</w:t>
+      </w:r>
+    </w:p>
+    <w:tbl>
+      <w:tblPr>
+        <w:tblStyle w:val="TableGrid"/>
+        <w:tblW w:w="10065" w:type="dxa"/>
+        <w:tblInd w:w="-431" w:type="dxa"/>
+        <w:tblLook w:val="04A0" w:firstRow="1" w:lastRow="0" w:firstColumn="1" w:lastColumn="0" w:noHBand="0" w:noVBand="1"/>
+      </w:tblPr>
+      <w:tblGrid>
+        <w:gridCol w:w="722"/>
+        <w:gridCol w:w="1498"/>
+        <w:gridCol w:w="1502"/>
+        <w:gridCol w:w="1660"/>
+        <w:gridCol w:w="1487"/>
+        <w:gridCol w:w="1660"/>
+        <w:gridCol w:w="1536"/>
+      </w:tblGrid>
+      <w:tr>
+        <w:tc>
+          <w:tcPr>
+            <w:tcW w:w="734" w:type="dxa"/>
+            <w:vAlign w:val="center"/>
+          </w:tcPr>
+          <w:p>
+            <w:pPr>
+              <w:pStyle w:val="ListParagraph"/>
+              <w:shd w:val="clear" w:color="auto" w:fill="FFFFFF" w:themeFill="background1"/>
+              <w:ind w:left="0"/>
+              <w:jc w:val="center"/>
+              <w:rPr>
+                <w:b/>
+                <w:bCs/>
+                <w:color w:val="000000" w:themeColor="text1"/>
+                <w:sz w:val="26"/>
+                <w:szCs w:val="26"/>
+              </w:rPr>
+            </w:pPr>
+            <w:r>
+              <w:rPr>
+                <w:b/>
+                <w:bCs/>
+                <w:color w:val="000000" w:themeColor="text1"/>
+                <w:sz w:val="26"/>
+                <w:szCs w:val="26"/>
+                <w:lang w:val="en-US"/>
+              </w:rPr>
+              <w:t>S</w:t>
+            </w:r>
+            <w:r>
+              <w:rPr>
+                <w:b/>
+                <w:bCs/>
+                <w:color w:val="000000" w:themeColor="text1"/>
+                <w:sz w:val="26"/>
+                <w:szCs w:val="26"/>
+              </w:rPr>
+              <w:t>TT</w:t>
+            </w:r>
+          </w:p>
+        </w:tc>
+        <w:tc>
+          <w:tcPr>
+            <w:tcW w:w="1960" w:type="dxa"/>
+            <w:vAlign w:val="center"/>
+          </w:tcPr>
+          <w:p>
+            <w:pPr>
+              <w:pStyle w:val="ListParagraph"/>
+              <w:shd w:val="clear" w:color="auto" w:fill="FFFFFF" w:themeFill="background1"/>
+              <w:ind w:left="0"/>
+              <w:jc w:val="center"/>
+              <w:rPr>
+                <w:b/>
+                <w:bCs/>
+                <w:color w:val="000000" w:themeColor="text1"/>
+                <w:sz w:val="26"/>
+                <w:szCs w:val="26"/>
+              </w:rPr>
+            </w:pPr>
+            <w:r>
+              <w:rPr>
+                <w:b/>
+                <w:bCs/>
+                <w:color w:val="000000" w:themeColor="text1"/>
+                <w:sz w:val="26"/>
+                <w:szCs w:val="26"/>
+              </w:rPr>
+              <w:t>Nội dung</w:t>
+            </w:r>
+          </w:p>
+        </w:tc>
+        <w:tc>
+          <w:tcPr>
+            <w:tcW w:w="999" w:type="dxa"/>
+            <w:vAlign w:val="center"/>
+          </w:tcPr>
+          <w:p>
+            <w:pPr>
+              <w:pStyle w:val="ListParagraph"/>
+              <w:shd w:val="clear" w:color="auto" w:fill="FFFFFF" w:themeFill="background1"/>
+              <w:ind w:left="0"/>
+              <w:jc w:val="center"/>
+              <w:rPr>
+                <w:b/>
+                <w:bCs/>
+                <w:color w:val="000000" w:themeColor="text1"/>
+                <w:sz w:val="26"/>
+                <w:szCs w:val="26"/>
+              </w:rPr>
+            </w:pPr>
+            <w:r>
+              <w:rPr>
+                <w:b/>
+                <w:bCs/>
+                <w:color w:val="000000" w:themeColor="text1"/>
+                <w:sz w:val="26"/>
+                <w:szCs w:val="26"/>
+              </w:rPr>
+              <w:t>Tỷ lệ</w:t>
+            </w:r>
+          </w:p>
+        </w:tc>
+        <w:tc>
+          <w:tcPr>
+            <w:tcW w:w="1660" w:type="dxa"/>
+            <w:vAlign w:val="center"/>
+          </w:tcPr>
+          <w:p>
+            <w:pPr>
+              <w:pStyle w:val="ListParagraph"/>
+              <w:shd w:val="clear" w:color="auto" w:fill="FFFFFF" w:themeFill="background1"/>
+              <w:ind w:left="0"/>
+              <w:jc w:val="center"/>
+              <w:rPr>
+                <w:b/>
+                <w:bCs/>
+                <w:color w:val="000000" w:themeColor="text1"/>
+                <w:sz w:val="26"/>
+                <w:szCs w:val="26"/>
+              </w:rPr>
+            </w:pPr>
+            <w:r>
+              <w:rPr>
+                <w:b/>
+                <w:bCs/>
+                <w:color w:val="000000" w:themeColor="text1"/>
+                <w:sz w:val="26"/>
+                <w:szCs w:val="26"/>
+              </w:rPr>
+              <w:t>Đơn vị tính</w:t>
+            </w:r>
+          </w:p>
+        </w:tc>
+        <w:tc>
+          <w:tcPr>
+            <w:tcW w:w="1487" w:type="dxa"/>
+            <w:vAlign w:val="center"/>
+          </w:tcPr>
+          <w:p>
+            <w:pPr>
+              <w:pStyle w:val="ListParagraph"/>
+              <w:shd w:val="clear" w:color="auto" w:fill="FFFFFF" w:themeFill="background1"/>
+              <w:ind w:left="0"/>
+              <w:jc w:val="center"/>
+              <w:rPr>
+                <w:b/>
+                <w:bCs/>
+                <w:color w:val="000000" w:themeColor="text1"/>
+                <w:sz w:val="26"/>
+                <w:szCs w:val="26"/>
+              </w:rPr>
+            </w:pPr>
+            <w:r>
+              <w:rPr>
+                <w:b/>
+                <w:bCs/>
+                <w:color w:val="000000" w:themeColor="text1"/>
+                <w:sz w:val="26"/>
+                <w:szCs w:val="26"/>
+              </w:rPr>
+              <w:t>Số lượng</w:t>
+            </w:r>
+          </w:p>
+        </w:tc>
+        <w:tc>
+          <w:tcPr>
+            <w:tcW w:w="1660" w:type="dxa"/>
+            <w:vAlign w:val="center"/>
+          </w:tcPr>
+          <w:p>
+            <w:pPr>
+              <w:pStyle w:val="ListParagraph"/>
+              <w:shd w:val="clear" w:color="auto" w:fill="FFFFFF" w:themeFill="background1"/>
+              <w:ind w:left="0"/>
+              <w:jc w:val="center"/>
+              <w:rPr>
+                <w:b/>
+                <w:bCs/>
+                <w:color w:val="000000" w:themeColor="text1"/>
+                <w:sz w:val="26"/>
+                <w:szCs w:val="26"/>
+              </w:rPr>
+            </w:pPr>
+            <w:r>
+              <w:rPr>
+                <w:b/>
+                <w:bCs/>
+                <w:color w:val="000000" w:themeColor="text1"/>
+                <w:sz w:val="26"/>
+                <w:szCs w:val="26"/>
+              </w:rPr>
+              <w:t>Định mức</w:t>
+            </w:r>
+          </w:p>
+        </w:tc>
+        <w:tc>
+          <w:tcPr>
+            <w:tcW w:w="1565" w:type="dxa"/>
+            <w:vAlign w:val="center"/>
+          </w:tcPr>
+          <w:p>
+            <w:pPr>
+              <w:pStyle w:val="ListParagraph"/>
+              <w:shd w:val="clear" w:color="auto" w:fill="FFFFFF" w:themeFill="background1"/>
+              <w:ind w:left="0"/>
+              <w:jc w:val="center"/>
+              <w:rPr>
+                <w:b/>
+                <w:bCs/>
+                <w:color w:val="000000" w:themeColor="text1"/>
+                <w:sz w:val="26"/>
+                <w:szCs w:val="26"/>
+              </w:rPr>
+            </w:pPr>
+            <w:r>
+              <w:rPr>
+                <w:b/>
+                <w:bCs/>
+                <w:color w:val="000000" w:themeColor="text1"/>
+                <w:sz w:val="26"/>
+                <w:szCs w:val="26"/>
+              </w:rPr>
+              <w:t>Thành tiền</w:t>
+            </w:r>
+          </w:p>
+        </w:tc>
+      </w:tr>
+      <w:tr>
+        <w:tc>
+          <w:tcPr>
+            <w:tcW w:w="734" w:type="dxa"/>
+            <w:vAlign w:val="center"/>
+          </w:tcPr>
+          <w:p>
+            <w:pPr>
+              <w:shd w:val="clear" w:color="auto" w:fill="FFFFFF" w:themeFill="background1"/>
+              <w:jc w:val="center"/>
+              <w:rPr>
+                <w:b/>
+                <w:bCs/>
+                <w:color w:val="000000" w:themeColor="text1"/>
+                <w:sz w:val="26"/>
+                <w:szCs w:val="26"/>
+              </w:rPr>
+            </w:pPr>
+            <w:r>
+              <w:rPr>
+                <w:b/>
+                <w:bCs/>
+                <w:color w:val="000000" w:themeColor="text1"/>
+                <w:sz w:val="26"/>
+                <w:szCs w:val="26"/>
+              </w:rPr>
+              <w:t>I</w:t>
+            </w:r>
+          </w:p>
+        </w:tc>
+        <w:tc>
+          <w:tcPr>
+            <w:tcW w:w="1960" w:type="dxa"/>
+          </w:tcPr>
+          <w:p>
+            <w:pPr>
+              <w:pStyle w:val="ListParagraph"/>
+              <w:shd w:val="clear" w:color="auto" w:fill="FFFFFF" w:themeFill="background1"/>
+              <w:ind w:left="0"/>
+              <w:rPr>
+                <w:b/>
+                <w:bCs/>
+                <w:color w:val="000000" w:themeColor="text1"/>
+                <w:sz w:val="26"/>
+                <w:szCs w:val="26"/>
+              </w:rPr>
+            </w:pPr>
+            <w:r>
+              <w:rPr>
+                <w:b/>
+                <w:bCs/>
+                <w:color w:val="000000" w:themeColor="text1"/>
+                <w:sz w:val="26"/>
+                <w:szCs w:val="26"/>
+              </w:rPr>
+              <w:t>Tổng thu</w:t>
+            </w:r>
+          </w:p>
+        </w:tc>
+        <w:tc>
+          <w:tcPr>
+            <w:tcW w:w="999" w:type="dxa"/>
+          </w:tcPr>
+          <w:p>
+            <w:pPr>
+              <w:pStyle w:val="ListParagraph"/>
+              <w:shd w:val="clear" w:color="auto" w:fill="FFFFFF" w:themeFill="background1"/>
+              <w:ind w:left="0"/>
+              <w:jc w:val="right"/>
+              <w:rPr>
+                <w:b/>
+                <w:bCs/>
+                <w:color w:val="000000" w:themeColor="text1"/>
+                <w:sz w:val="26"/>
+                <w:szCs w:val="26"/>
+                <w:lang w:val="en-US"/>
+              </w:rPr>
+            </w:pPr>
+            <w:r>
+              <w:rPr>
+                <w:b/>
+                <w:bCs/>
+                <w:color w:val="000000" w:themeColor="text1"/>
+                <w:sz w:val="26"/>
+                <w:szCs w:val="26"/>
+                <w:lang w:val="en-US"/>
+              </w:rPr>
+              <w:t>[[Tthu_Tl]]</w:t>
+            </w:r>
+          </w:p>
+        </w:tc>
+        <w:tc>
+          <w:tcPr>
+            <w:tcW w:w="1660" w:type="dxa"/>
+          </w:tcPr>
+          <w:p>
+            <w:pPr>
+              <w:pStyle w:val="ListParagraph"/>
+              <w:shd w:val="clear" w:color="auto" w:fill="FFFFFF" w:themeFill="background1"/>
+              <w:ind w:left="0"/>
+              <w:jc w:val="right"/>
+              <w:rPr>
+                <w:color w:val="000000" w:themeColor="text1"/>
+                <w:sz w:val="26"/>
+                <w:szCs w:val="26"/>
+                <w:lang w:val="en-US"/>
+              </w:rPr>
+            </w:pPr>
+            <w:r>
+              <w:rPr>
+                <w:color w:val="000000" w:themeColor="text1"/>
+                <w:sz w:val="26"/>
+                <w:szCs w:val="26"/>
+                <w:lang w:val="en-US"/>
+              </w:rPr>
+              <w:t>[[Tthu_Dvt]]</w:t>
+            </w:r>
+          </w:p>
+        </w:tc>
+        <w:tc>
+          <w:tcPr>
+            <w:tcW w:w="1487" w:type="dxa"/>
+          </w:tcPr>
+          <w:p>
+            <w:pPr>
+              <w:pStyle w:val="ListParagraph"/>
+              <w:shd w:val="clear" w:color="auto" w:fill="FFFFFF" w:themeFill="background1"/>
+              <w:ind w:left="0"/>
+              <w:jc w:val="right"/>
+              <w:rPr>
+                <w:color w:val="000000" w:themeColor="text1"/>
+                <w:sz w:val="26"/>
+                <w:szCs w:val="26"/>
+                <w:lang w:val="en-US"/>
+              </w:rPr>
+            </w:pPr>
+            <w:r>
+              <w:rPr>
+                <w:color w:val="000000" w:themeColor="text1"/>
+                <w:sz w:val="26"/>
+                <w:szCs w:val="26"/>
+                <w:lang w:val="en-US"/>
+              </w:rPr>
+              <w:t>[[Tthu_Sl]]</w:t>
+            </w:r>
+          </w:p>
+        </w:tc>
+        <w:tc>
+          <w:tcPr>
+            <w:tcW w:w="1660" w:type="dxa"/>
+          </w:tcPr>
+          <w:p>
+            <w:pPr>
+              <w:pStyle w:val="ListParagraph"/>
+              <w:shd w:val="clear" w:color="auto" w:fill="FFFFFF" w:themeFill="background1"/>
+              <w:ind w:left="0"/>
+              <w:jc w:val="right"/>
+              <w:rPr>
+                <w:color w:val="000000" w:themeColor="text1"/>
+                <w:sz w:val="26"/>
+                <w:szCs w:val="26"/>
+                <w:lang w:val="en-US"/>
+              </w:rPr>
+            </w:pPr>
+            <w:r>
+              <w:rPr>
+                <w:color w:val="000000" w:themeColor="text1"/>
+                <w:sz w:val="26"/>
+                <w:szCs w:val="26"/>
+                <w:lang w:val="en-US"/>
+              </w:rPr>
+              <w:t>[[Tthu_Dm]]</w:t>
+            </w:r>
+          </w:p>
+        </w:tc>
+        <w:tc>
+          <w:tcPr>
+            <w:tcW w:w="1565" w:type="dxa"/>
+          </w:tcPr>
+          <w:p>
+            <w:pPr>
+              <w:pStyle w:val="ListParagraph"/>
+              <w:shd w:val="clear" w:color="auto" w:fill="FFFFFF" w:themeFill="background1"/>
+              <w:ind w:left="0"/>
+              <w:jc w:val="right"/>
+              <w:rPr>
+                <w:b/>
+                <w:bCs/>
+                <w:color w:val="000000" w:themeColor="text1"/>
+                <w:sz w:val="26"/>
+                <w:szCs w:val="26"/>
+                <w:lang w:val="en-US"/>
+              </w:rPr>
+            </w:pPr>
+            <w:r>
+              <w:rPr>
+                <w:b/>
+                <w:bCs/>
+                <w:color w:val="000000" w:themeColor="text1"/>
+                <w:sz w:val="26"/>
+                <w:szCs w:val="26"/>
+                <w:lang w:val="en-US"/>
+              </w:rPr>
+              <w:t>[[Tthu_Tt]]</w:t>
+            </w:r>
+          </w:p>
+        </w:tc>
+      </w:tr>
+      <w:tr>
+        <w:tc>
+          <w:tcPr>
+            <w:tcW w:w="734" w:type="dxa"/>
+            <w:vAlign w:val="center"/>
+          </w:tcPr>
+          <w:p>
+            <w:pPr>
+              <w:shd w:val="clear" w:color="auto" w:fill="FFFFFF" w:themeFill="background1"/>
+              <w:jc w:val="center"/>
+              <w:rPr>
+                <w:b/>
+                <w:bCs/>
+                <w:color w:val="000000" w:themeColor="text1"/>
+                <w:sz w:val="26"/>
+                <w:szCs w:val="26"/>
+              </w:rPr>
+            </w:pPr>
+            <w:r>
+              <w:rPr>
+                <w:b/>
+                <w:bCs/>
+                <w:color w:val="000000" w:themeColor="text1"/>
+                <w:sz w:val="26"/>
+                <w:szCs w:val="26"/>
+              </w:rPr>
+              <w:t>II</w:t>
+            </w:r>
+          </w:p>
+        </w:tc>
+        <w:tc>
+          <w:tcPr>
+            <w:tcW w:w="1960" w:type="dxa"/>
+          </w:tcPr>
+          <w:p>
+            <w:pPr>
+              <w:pStyle w:val="ListParagraph"/>
+              <w:shd w:val="clear" w:color="auto" w:fill="FFFFFF" w:themeFill="background1"/>
+              <w:ind w:left="0"/>
+              <w:rPr>
+                <w:b/>
+                <w:bCs/>
+                <w:color w:val="000000" w:themeColor="text1"/>
+                <w:sz w:val="26"/>
+                <w:szCs w:val="26"/>
+              </w:rPr>
+            </w:pPr>
+            <w:r>
+              <w:rPr>
+                <w:b/>
+                <w:bCs/>
+                <w:color w:val="000000" w:themeColor="text1"/>
+                <w:sz w:val="26"/>
+                <w:szCs w:val="26"/>
+              </w:rPr>
+              <w:t>Tổng chi</w:t>
+            </w:r>
+          </w:p>
+        </w:tc>
+        <w:tc>
+          <w:tcPr>
+            <w:tcW w:w="999" w:type="dxa"/>
+          </w:tcPr>
+          <w:p>
+            <w:pPr>
+              <w:pStyle w:val="ListParagraph"/>
+              <w:shd w:val="clear" w:color="auto" w:fill="FFFFFF" w:themeFill="background1"/>
+              <w:ind w:left="0"/>
+              <w:jc w:val="right"/>
+              <w:rPr>
+                <w:b/>
+                <w:bCs/>
+                <w:color w:val="000000" w:themeColor="text1"/>
+                <w:sz w:val="26"/>
+                <w:szCs w:val="26"/>
+                <w:lang w:val="en-US"/>
+              </w:rPr>
+            </w:pPr>
+            <w:r>
+              <w:rPr>
+                <w:b/>
+                <w:bCs/>
+                <w:color w:val="000000" w:themeColor="text1"/>
+                <w:sz w:val="26"/>
+                <w:szCs w:val="26"/>
+                <w:lang w:val="en-US"/>
+              </w:rPr>
+              <w:t>[[Tchi_Tl]]</w:t>
+            </w:r>
+          </w:p>
+        </w:tc>
+        <w:tc>
+          <w:tcPr>
+            <w:tcW w:w="1660" w:type="dxa"/>
+          </w:tcPr>
+          <w:p>
+            <w:pPr>
+              <w:pStyle w:val="ListParagraph"/>
+              <w:shd w:val="clear" w:color="auto" w:fill="FFFFFF" w:themeFill="background1"/>
+              <w:ind w:left="0"/>
+              <w:jc w:val="right"/>
+              <w:rPr>
+                <w:b/>
+                <w:bCs/>
+                <w:color w:val="000000" w:themeColor="text1"/>
+                <w:sz w:val="26"/>
+                <w:szCs w:val="26"/>
+                <w:lang w:val="en-US"/>
+              </w:rPr>
+            </w:pPr>
+            <w:r>
+              <w:rPr>
+                <w:b/>
+                <w:bCs/>
+                <w:color w:val="000000" w:themeColor="text1"/>
+                <w:sz w:val="26"/>
+                <w:szCs w:val="26"/>
+                <w:lang w:val="en-US"/>
+              </w:rPr>
+              <w:t>[[Tchi_Dvt]]</w:t>
+            </w:r>
+          </w:p>
+        </w:tc>
+        <w:tc>
+          <w:tcPr>
+            <w:tcW w:w="1487" w:type="dxa"/>
+          </w:tcPr>
+          <w:p>
+            <w:pPr>
+              <w:pStyle w:val="ListParagraph"/>
+              <w:shd w:val="clear" w:color="auto" w:fill="FFFFFF" w:themeFill="background1"/>
+              <w:ind w:left="0"/>
+              <w:jc w:val="right"/>
+              <w:rPr>
+                <w:b/>
+                <w:bCs/>
+                <w:color w:val="000000" w:themeColor="text1"/>
+                <w:sz w:val="26"/>
+                <w:szCs w:val="26"/>
+                <w:lang w:val="en-US"/>
+              </w:rPr>
+            </w:pPr>
+            <w:r>
+              <w:rPr>
+                <w:b/>
+                <w:bCs/>
+                <w:color w:val="000000" w:themeColor="text1"/>
+                <w:sz w:val="26"/>
+                <w:szCs w:val="26"/>
+                <w:lang w:val="en-US"/>
+              </w:rPr>
+              <w:t>[[Tchi_Sl]]</w:t>
+            </w:r>
+          </w:p>
+        </w:tc>
+        <w:tc>
+          <w:tcPr>
+            <w:tcW w:w="1660" w:type="dxa"/>
+          </w:tcPr>
+          <w:p>
+            <w:pPr>
+              <w:pStyle w:val="ListParagraph"/>
+              <w:shd w:val="clear" w:color="auto" w:fill="FFFFFF" w:themeFill="background1"/>
+              <w:ind w:left="0"/>
+              <w:jc w:val="right"/>
+              <w:rPr>
+                <w:b/>
+                <w:bCs/>
+                <w:color w:val="000000" w:themeColor="text1"/>
+                <w:sz w:val="26"/>
+                <w:szCs w:val="26"/>
+                <w:lang w:val="en-US"/>
+              </w:rPr>
+            </w:pPr>
+            <w:r>
+              <w:rPr>
+                <w:b/>
+                <w:bCs/>
+                <w:color w:val="000000" w:themeColor="text1"/>
+                <w:sz w:val="26"/>
+                <w:szCs w:val="26"/>
+                <w:lang w:val="en-US"/>
+              </w:rPr>
+              <w:t>[[Tchi_Dm]]</w:t>
+            </w:r>
+          </w:p>
+        </w:tc>
+        <w:tc>
+          <w:tcPr>
+            <w:tcW w:w="1565" w:type="dxa"/>
+          </w:tcPr>
+          <w:p>
+            <w:pPr>
+              <w:pStyle w:val="ListParagraph"/>
+              <w:shd w:val="clear" w:color="auto" w:fill="FFFFFF" w:themeFill="background1"/>
+              <w:ind w:left="0"/>
+              <w:jc w:val="right"/>
+              <w:rPr>
+                <w:b/>
+                <w:bCs/>
+                <w:color w:val="000000" w:themeColor="text1"/>
+                <w:sz w:val="26"/>
+                <w:szCs w:val="26"/>
+                <w:lang w:val="en-US"/>
+              </w:rPr>
+            </w:pPr>
+            <w:r>
+              <w:rPr>
+                <w:b/>
+                <w:bCs/>
+                <w:color w:val="000000" w:themeColor="text1"/>
+                <w:sz w:val="26"/>
+                <w:szCs w:val="26"/>
+                <w:lang w:val="en-US"/>
+              </w:rPr>
+              <w:t>[[Tchi_Tt]]</w:t>
+            </w:r>
+          </w:p>
+        </w:tc>
+      </w:tr>
+      <w:tr>
+        <w:tc>
+          <w:tcPr>
+            <w:tcW w:w="734" w:type="dxa"/>
+            <w:vAlign w:val="center"/>
+          </w:tcPr>
+          <w:p>
+            <w:pPr>
+              <w:shd w:val="clear" w:color="auto" w:fill="FFFFFF" w:themeFill="background1"/>
+              <w:jc w:val="center"/>
+              <w:rPr>
+                <w:b/>
+                <w:bCs/>
+                <w:color w:val="000000" w:themeColor="text1"/>
+                <w:sz w:val="26"/>
+                <w:szCs w:val="26"/>
+              </w:rPr>
+            </w:pPr>
+            <w:r>
+              <w:rPr>
+                <w:b/>
+                <w:bCs/>
+                <w:color w:val="000000" w:themeColor="text1"/>
+                <w:sz w:val="26"/>
+                <w:szCs w:val="26"/>
+              </w:rPr>
+              <w:t>1</w:t>
+            </w:r>
+          </w:p>
+        </w:tc>
+        <w:tc>
+          <w:tcPr>
+            <w:tcW w:w="1960" w:type="dxa"/>
+          </w:tcPr>
+          <w:p>
+            <w:pPr>
+              <w:pStyle w:val="ListParagraph"/>
+              <w:shd w:val="clear" w:color="auto" w:fill="FFFFFF" w:themeFill="background1"/>
+              <w:ind w:left="0"/>
+              <w:rPr>
+                <w:b/>
+                <w:bCs/>
+                <w:color w:val="000000" w:themeColor="text1"/>
+                <w:sz w:val="26"/>
+                <w:szCs w:val="26"/>
+              </w:rPr>
+            </w:pPr>
+            <w:r>
+              <w:rPr>
+                <w:b/>
+                <w:bCs/>
+                <w:color w:val="000000" w:themeColor="text1"/>
+                <w:sz w:val="26"/>
+                <w:szCs w:val="26"/>
+              </w:rPr>
+              <w:t xml:space="preserve">Bộ phận trực tiếp  </w:t>
+            </w:r>
+          </w:p>
+        </w:tc>
+        <w:tc>
+          <w:tcPr>
+            <w:tcW w:w="999" w:type="dxa"/>
+          </w:tcPr>
+          <w:p>
+            <w:pPr>
+              <w:pStyle w:val="ListParagraph"/>
+              <w:shd w:val="clear" w:color="auto" w:fill="FFFFFF" w:themeFill="background1"/>
+              <w:ind w:left="0"/>
+              <w:jc w:val="right"/>
+              <w:rPr>
+                <w:b/>
+                <w:bCs/>
+                <w:color w:val="000000" w:themeColor="text1"/>
+                <w:sz w:val="26"/>
+                <w:szCs w:val="26"/>
+                <w:lang w:val="en-US"/>
+              </w:rPr>
+            </w:pPr>
+            <w:r>
+              <w:rPr>
+                <w:b/>
+                <w:bCs/>
+                <w:color w:val="000000" w:themeColor="text1"/>
+                <w:sz w:val="26"/>
+                <w:szCs w:val="26"/>
+                <w:lang w:val="en-US"/>
+              </w:rPr>
+              <w:t>[[Bptt_Tl]]</w:t>
+            </w:r>
+          </w:p>
+        </w:tc>
+        <w:tc>
+          <w:tcPr>
+            <w:tcW w:w="1660" w:type="dxa"/>
+          </w:tcPr>
+          <w:p>
+            <w:pPr>
+              <w:pStyle w:val="ListParagraph"/>
+              <w:shd w:val="clear" w:color="auto" w:fill="FFFFFF" w:themeFill="background1"/>
+              <w:ind w:left="0"/>
+              <w:jc w:val="right"/>
+              <w:rPr>
+                <w:b/>
+                <w:bCs/>
+                <w:color w:val="000000" w:themeColor="text1"/>
+                <w:sz w:val="26"/>
+                <w:szCs w:val="26"/>
+                <w:lang w:val="en-US"/>
+              </w:rPr>
+            </w:pPr>
+            <w:r>
+              <w:rPr>
+                <w:b/>
+                <w:bCs/>
+                <w:color w:val="000000" w:themeColor="text1"/>
+                <w:sz w:val="26"/>
+                <w:szCs w:val="26"/>
+                <w:lang w:val="en-US"/>
+              </w:rPr>
+              <w:t>[[Bptt_Dvt]]</w:t>
+            </w:r>
+          </w:p>
+        </w:tc>
+        <w:tc>
+          <w:tcPr>
+            <w:tcW w:w="1487" w:type="dxa"/>
+          </w:tcPr>
+          <w:p>
+            <w:pPr>
+              <w:pStyle w:val="ListParagraph"/>
+              <w:shd w:val="clear" w:color="auto" w:fill="FFFFFF" w:themeFill="background1"/>
+              <w:ind w:left="0"/>
+              <w:jc w:val="right"/>
+              <w:rPr>
+                <w:b/>
+                <w:bCs/>
+                <w:color w:val="000000" w:themeColor="text1"/>
+                <w:sz w:val="26"/>
+                <w:szCs w:val="26"/>
+                <w:lang w:val="en-US"/>
+              </w:rPr>
+            </w:pPr>
+            <w:r>
+              <w:rPr>
+                <w:b/>
+                <w:bCs/>
+                <w:color w:val="000000" w:themeColor="text1"/>
+                <w:sz w:val="26"/>
+                <w:szCs w:val="26"/>
+                <w:lang w:val="en-US"/>
+              </w:rPr>
+              <w:t>[[Bptt_Sl]]</w:t>
+            </w:r>
+          </w:p>
+        </w:tc>
+        <w:tc>
+          <w:tcPr>
+            <w:tcW w:w="1660" w:type="dxa"/>
+          </w:tcPr>
+          <w:p>
+            <w:pPr>
+              <w:pStyle w:val="ListParagraph"/>
+              <w:shd w:val="clear" w:color="auto" w:fill="FFFFFF" w:themeFill="background1"/>
+              <w:ind w:left="0"/>
+              <w:jc w:val="right"/>
+              <w:rPr>
+                <w:b/>
+                <w:bCs/>
+                <w:color w:val="000000" w:themeColor="text1"/>
+                <w:sz w:val="26"/>
+                <w:szCs w:val="26"/>
+                <w:lang w:val="en-US"/>
+              </w:rPr>
+            </w:pPr>
+            <w:r>
+              <w:rPr>
+                <w:b/>
+                <w:bCs/>
+                <w:color w:val="000000" w:themeColor="text1"/>
+                <w:sz w:val="26"/>
+                <w:szCs w:val="26"/>
+                <w:lang w:val="en-US"/>
+              </w:rPr>
+              <w:t>[[Bptt_Dm]]</w:t>
+            </w:r>
+          </w:p>
+        </w:tc>
+        <w:tc>
+          <w:tcPr>
+            <w:tcW w:w="1565" w:type="dxa"/>
+          </w:tcPr>
+          <w:p>
+            <w:pPr>
+              <w:pStyle w:val="ListParagraph"/>
+              <w:shd w:val="clear" w:color="auto" w:fill="FFFFFF" w:themeFill="background1"/>
+              <w:ind w:left="0"/>
+              <w:jc w:val="right"/>
+              <w:rPr>
+                <w:b/>
+                <w:bCs/>
+                <w:color w:val="000000" w:themeColor="text1"/>
+                <w:sz w:val="26"/>
+                <w:szCs w:val="26"/>
+                <w:lang w:val="en-US"/>
+              </w:rPr>
+            </w:pPr>
+            <w:r>
+              <w:rPr>
+                <w:b/>
+                <w:bCs/>
+                <w:color w:val="000000" w:themeColor="text1"/>
+                <w:sz w:val="26"/>
+                <w:szCs w:val="26"/>
+                <w:lang w:val="en-US"/>
+              </w:rPr>
+              <w:t>[[Bptt_Tt]]</w:t>
+            </w:r>
+          </w:p>
+        </w:tc>
+      </w:tr>
+      <w:tr>
+        <w:tc>
+          <w:tcPr>
+            <w:tcW w:w="734" w:type="dxa"/>
+            <w:vAlign w:val="center"/>
+          </w:tcPr>
+          <w:p>
+            <w:pPr>
+              <w:shd w:val="clear" w:color="auto" w:fill="FFFFFF" w:themeFill="background1"/>
+              <w:jc w:val="center"/>
+              <w:rPr>
+                <w:b/>
+                <w:bCs/>
+                <w:color w:val="000000" w:themeColor="text1"/>
+                <w:sz w:val="26"/>
+                <w:szCs w:val="26"/>
+              </w:rPr>
+            </w:pPr>
+            <w:r>
+              <w:rPr>
+                <w:color w:val="000000" w:themeColor="text1"/>
+                <w:sz w:val="26"/>
+                <w:szCs w:val="26"/>
+              </w:rPr>
+              <w:t>1.1</w:t>
+            </w:r>
+          </w:p>
+        </w:tc>
+        <w:tc>
+          <w:tcPr>
+            <w:tcW w:w="1960" w:type="dxa"/>
+          </w:tcPr>
+          <w:p>
+            <w:pPr>
+              <w:pStyle w:val="ListParagraph"/>
+              <w:shd w:val="clear" w:color="auto" w:fill="FFFFFF" w:themeFill="background1"/>
+              <w:ind w:left="0"/>
+              <w:rPr>
+                <w:color w:val="000000" w:themeColor="text1"/>
+                <w:sz w:val="26"/>
+                <w:szCs w:val="26"/>
+              </w:rPr>
+            </w:pPr>
+            <w:r>
+              <w:rPr>
+                <w:color w:val="000000" w:themeColor="text1"/>
+                <w:sz w:val="26"/>
+                <w:szCs w:val="26"/>
+              </w:rPr>
+              <w:t>Chi phí giảng viên</w:t>
+            </w:r>
+          </w:p>
+        </w:tc>
+        <w:tc>
+          <w:tcPr>
+            <w:tcW w:w="999" w:type="dxa"/>
+          </w:tcPr>
+          <w:p>
+            <w:pPr>
+              <w:pStyle w:val="ListParagraph"/>
+              <w:shd w:val="clear" w:color="auto" w:fill="FFFFFF" w:themeFill="background1"/>
+              <w:ind w:left="0"/>
+              <w:jc w:val="right"/>
+              <w:rPr>
+                <w:color w:val="000000" w:themeColor="text1"/>
+                <w:sz w:val="26"/>
+                <w:szCs w:val="26"/>
+                <w:lang w:val="en-US"/>
+              </w:rPr>
+            </w:pPr>
+            <w:r>
+              <w:rPr>
+                <w:color w:val="000000" w:themeColor="text1"/>
+                <w:sz w:val="26"/>
+                <w:szCs w:val="26"/>
+                <w:lang w:val="en-US"/>
+              </w:rPr>
+              <w:t>[[Gv_Tl]]</w:t>
+            </w:r>
+          </w:p>
+        </w:tc>
+        <w:tc>
+          <w:tcPr>
+            <w:tcW w:w="1660" w:type="dxa"/>
+          </w:tcPr>
+          <w:p>
+            <w:pPr>
+              <w:pStyle w:val="ListParagraph"/>
+              <w:shd w:val="clear" w:color="auto" w:fill="FFFFFF" w:themeFill="background1"/>
+              <w:ind w:left="0"/>
+              <w:jc w:val="right"/>
+              <w:rPr>
+                <w:color w:val="000000" w:themeColor="text1"/>
+                <w:sz w:val="26"/>
+                <w:szCs w:val="26"/>
+                <w:lang w:val="en-US"/>
+              </w:rPr>
+            </w:pPr>
+            <w:r>
+              <w:rPr>
+                <w:color w:val="000000" w:themeColor="text1"/>
+                <w:sz w:val="26"/>
+                <w:szCs w:val="26"/>
+                <w:lang w:val="en-US"/>
+              </w:rPr>
+              <w:t>[[Gv_Dvt]]</w:t>
+            </w:r>
+          </w:p>
+        </w:tc>
+        <w:tc>
+          <w:tcPr>
+            <w:tcW w:w="1487" w:type="dxa"/>
+          </w:tcPr>
+          <w:p>
+            <w:pPr>
+              <w:pStyle w:val="ListParagraph"/>
+              <w:shd w:val="clear" w:color="auto" w:fill="FFFFFF" w:themeFill="background1"/>
+              <w:ind w:left="0"/>
+              <w:jc w:val="right"/>
+              <w:rPr>
+                <w:color w:val="000000" w:themeColor="text1"/>
+                <w:sz w:val="26"/>
+                <w:szCs w:val="26"/>
+                <w:lang w:val="en-US"/>
+              </w:rPr>
+            </w:pPr>
+            <w:r>
+              <w:rPr>
+                <w:color w:val="000000" w:themeColor="text1"/>
+                <w:sz w:val="26"/>
+                <w:szCs w:val="26"/>
+                <w:lang w:val="en-US"/>
+              </w:rPr>
+              <w:t>[[Gv_Sl]]</w:t>
+            </w:r>
+          </w:p>
+        </w:tc>
+        <w:tc>
+          <w:tcPr>
+            <w:tcW w:w="1660" w:type="dxa"/>
+          </w:tcPr>
+          <w:p>
+            <w:pPr>
+              <w:pStyle w:val="ListParagraph"/>
+              <w:shd w:val="clear" w:color="auto" w:fill="FFFFFF" w:themeFill="background1"/>
+              <w:ind w:left="0"/>
+              <w:jc w:val="right"/>
+              <w:rPr>
+                <w:color w:val="000000" w:themeColor="text1"/>
+                <w:sz w:val="26"/>
+                <w:szCs w:val="26"/>
+                <w:lang w:val="en-US"/>
+              </w:rPr>
+            </w:pPr>
+            <w:r>
+              <w:rPr>
+                <w:color w:val="000000" w:themeColor="text1"/>
+                <w:sz w:val="26"/>
+                <w:szCs w:val="26"/>
+                <w:lang w:val="en-US"/>
+              </w:rPr>
+              <w:t>[[Gv_Dm]]</w:t>
+            </w:r>
+          </w:p>
+        </w:tc>
+        <w:tc>
+          <w:tcPr>
+            <w:tcW w:w="1565" w:type="dxa"/>
+          </w:tcPr>
+          <w:p>
+            <w:pPr>
+              <w:pStyle w:val="ListParagraph"/>
+              <w:shd w:val="clear" w:color="auto" w:fill="FFFFFF" w:themeFill="background1"/>
+              <w:ind w:left="0"/>
+              <w:jc w:val="right"/>
+              <w:rPr>
+                <w:color w:val="000000" w:themeColor="text1"/>
+                <w:sz w:val="26"/>
+                <w:szCs w:val="26"/>
+                <w:lang w:val="en-US"/>
+              </w:rPr>
+            </w:pPr>
+            <w:r>
+              <w:rPr>
+                <w:color w:val="000000" w:themeColor="text1"/>
+                <w:sz w:val="26"/>
+                <w:szCs w:val="26"/>
+                <w:lang w:val="en-US"/>
+              </w:rPr>
+              <w:t>[[Gv_Tt]]</w:t>
+            </w:r>
+          </w:p>
+        </w:tc>
+      </w:tr>
+      <w:tr>
+        <w:trPr>
+          <w:trHeight w:val="134"/>
+        </w:trPr>
+        <w:tc>
+          <w:tcPr>
+            <w:tcW w:w="734" w:type="dxa"/>
+            <w:vAlign w:val="center"/>
+          </w:tcPr>
+          <w:p>
+            <w:pPr>
+              <w:shd w:val="clear" w:color="auto" w:fill="FFFFFF" w:themeFill="background1"/>
+              <w:jc w:val="center"/>
+              <w:rPr>
+                <w:color w:val="000000" w:themeColor="text1"/>
+                <w:sz w:val="26"/>
+                <w:szCs w:val="26"/>
+              </w:rPr>
+            </w:pPr>
+            <w:r>
+              <w:rPr>
+                <w:color w:val="000000" w:themeColor="text1"/>
+                <w:sz w:val="26"/>
+                <w:szCs w:val="26"/>
+              </w:rPr>
+              <w:t>1.2</w:t>
+            </w:r>
+          </w:p>
+        </w:tc>
+        <w:tc>
+          <w:tcPr>
+            <w:tcW w:w="1960" w:type="dxa"/>
+          </w:tcPr>
+          <w:p>
+            <w:pPr>
+              <w:pStyle w:val="ListParagraph"/>
+              <w:shd w:val="clear" w:color="auto" w:fill="FFFFFF" w:themeFill="background1"/>
+              <w:ind w:left="0"/>
+              <w:rPr>
+                <w:color w:val="000000" w:themeColor="text1"/>
+                <w:sz w:val="26"/>
+                <w:szCs w:val="26"/>
+                <w:lang w:val="en-US"/>
+              </w:rPr>
+            </w:pPr>
+            <w:r>
+              <w:rPr>
+                <w:color w:val="000000" w:themeColor="text1"/>
+                <w:sz w:val="26"/>
+                <w:szCs w:val="26"/>
+              </w:rPr>
+              <w:t xml:space="preserve">Khoa thực hiện </w:t>
+            </w:r>
+          </w:p>
+        </w:tc>
+        <w:tc>
+          <w:tcPr>
+            <w:tcW w:w="999" w:type="dxa"/>
+          </w:tcPr>
+          <w:p>
+            <w:pPr>
+              <w:pStyle w:val="ListParagraph"/>
+              <w:shd w:val="clear" w:color="auto" w:fill="FFFFFF" w:themeFill="background1"/>
+              <w:ind w:left="0"/>
+              <w:jc w:val="right"/>
+              <w:rPr>
+                <w:color w:val="000000" w:themeColor="text1"/>
+                <w:sz w:val="26"/>
+                <w:szCs w:val="26"/>
+                <w:lang w:val="en-US"/>
+              </w:rPr>
+            </w:pPr>
+            <w:r>
+              <w:rPr>
+                <w:color w:val="000000" w:themeColor="text1"/>
+                <w:sz w:val="26"/>
+                <w:szCs w:val="26"/>
+                <w:lang w:val="en-US"/>
+              </w:rPr>
+              <w:t>[[Kth_Tl]]</w:t>
+            </w:r>
+          </w:p>
+        </w:tc>
+        <w:tc>
+          <w:tcPr>
+            <w:tcW w:w="1660" w:type="dxa"/>
+          </w:tcPr>
+          <w:p>
+            <w:pPr>
+              <w:pStyle w:val="ListParagraph"/>
+              <w:shd w:val="clear" w:color="auto" w:fill="FFFFFF" w:themeFill="background1"/>
+              <w:ind w:left="0"/>
+              <w:jc w:val="right"/>
+              <w:rPr>
+                <w:color w:val="000000" w:themeColor="text1"/>
+                <w:sz w:val="26"/>
+                <w:szCs w:val="26"/>
+                <w:lang w:val="en-US"/>
+              </w:rPr>
+            </w:pPr>
+            <w:r>
+              <w:rPr>
+                <w:color w:val="000000" w:themeColor="text1"/>
+                <w:sz w:val="26"/>
+                <w:szCs w:val="26"/>
+                <w:lang w:val="en-US"/>
+              </w:rPr>
+              <w:t>[[Kth_Dvt]]</w:t>
+            </w:r>
+          </w:p>
+        </w:tc>
+        <w:tc>
+          <w:tcPr>
+            <w:tcW w:w="1487" w:type="dxa"/>
+          </w:tcPr>
+          <w:p>
+            <w:pPr>
+              <w:pStyle w:val="ListParagraph"/>
+              <w:shd w:val="clear" w:color="auto" w:fill="FFFFFF" w:themeFill="background1"/>
+              <w:ind w:left="0"/>
+              <w:jc w:val="right"/>
+              <w:rPr>
+                <w:color w:val="000000" w:themeColor="text1"/>
+                <w:sz w:val="26"/>
+                <w:szCs w:val="26"/>
+                <w:lang w:val="en-US"/>
+              </w:rPr>
+            </w:pPr>
+            <w:r>
+              <w:rPr>
+                <w:color w:val="000000" w:themeColor="text1"/>
+                <w:sz w:val="26"/>
+                <w:szCs w:val="26"/>
+                <w:lang w:val="en-US"/>
+              </w:rPr>
+              <w:t>[[Kth_Sl]]</w:t>
+            </w:r>
+          </w:p>
+        </w:tc>
+        <w:tc>
+          <w:tcPr>
+            <w:tcW w:w="1660" w:type="dxa"/>
+          </w:tcPr>
+          <w:p>
+            <w:pPr>
+              <w:pStyle w:val="ListParagraph"/>
+              <w:shd w:val="clear" w:color="auto" w:fill="FFFFFF" w:themeFill="background1"/>
+              <w:ind w:left="0"/>
+              <w:jc w:val="right"/>
+              <w:rPr>
+                <w:color w:val="000000" w:themeColor="text1"/>
+                <w:sz w:val="26"/>
+                <w:szCs w:val="26"/>
+                <w:lang w:val="en-US"/>
+              </w:rPr>
+            </w:pPr>
+            <w:r>
+              <w:rPr>
+                <w:color w:val="000000" w:themeColor="text1"/>
+                <w:sz w:val="26"/>
+                <w:szCs w:val="26"/>
+                <w:lang w:val="en-US"/>
+              </w:rPr>
+              <w:t>[[Kth_Dm]]</w:t>
+            </w:r>
+          </w:p>
+        </w:tc>
+        <w:tc>
+          <w:tcPr>
+            <w:tcW w:w="1565" w:type="dxa"/>
+          </w:tcPr>
+          <w:p>
+            <w:pPr>
+              <w:pStyle w:val="ListParagraph"/>
+              <w:shd w:val="clear" w:color="auto" w:fill="FFFFFF" w:themeFill="background1"/>
+              <w:ind w:left="0"/>
+              <w:jc w:val="right"/>
+              <w:rPr>
+                <w:color w:val="000000" w:themeColor="text1"/>
+                <w:sz w:val="26"/>
+                <w:szCs w:val="26"/>
+                <w:lang w:val="en-US"/>
+              </w:rPr>
+            </w:pPr>
+            <w:r>
+              <w:rPr>
+                <w:color w:val="000000" w:themeColor="text1"/>
+                <w:sz w:val="26"/>
+                <w:szCs w:val="26"/>
+                <w:lang w:val="en-US"/>
+              </w:rPr>
+              <w:t>[[Kth_Tt]]</w:t>
+            </w:r>
+          </w:p>
+        </w:tc>
+      </w:tr>
+      <w:tr>
+        <w:tc>
+          <w:tcPr>
+            <w:tcW w:w="734" w:type="dxa"/>
+            <w:vAlign w:val="center"/>
+          </w:tcPr>
+          <w:p>
+            <w:pPr>
+              <w:shd w:val="clear" w:color="auto" w:fill="FFFFFF" w:themeFill="background1"/>
+              <w:jc w:val="center"/>
+              <w:rPr>
+                <w:color w:val="000000" w:themeColor="text1"/>
+                <w:sz w:val="26"/>
+                <w:szCs w:val="26"/>
+              </w:rPr>
+            </w:pPr>
+            <w:r>
+              <w:rPr>
+                <w:color w:val="000000" w:themeColor="text1"/>
+                <w:sz w:val="26"/>
+                <w:szCs w:val="26"/>
+              </w:rPr>
+              <w:t>1.3</w:t>
+            </w:r>
+          </w:p>
+        </w:tc>
+        <w:tc>
+          <w:tcPr>
+            <w:tcW w:w="1960" w:type="dxa"/>
+          </w:tcPr>
+          <w:p>
+            <w:pPr>
+              <w:pStyle w:val="ListParagraph"/>
+              <w:shd w:val="clear" w:color="auto" w:fill="FFFFFF" w:themeFill="background1"/>
+              <w:ind w:left="0"/>
+              <w:rPr>
+                <w:color w:val="000000" w:themeColor="text1"/>
+                <w:sz w:val="26"/>
+                <w:szCs w:val="26"/>
+              </w:rPr>
+            </w:pPr>
+            <w:r>
+              <w:rPr>
+                <w:color w:val="000000" w:themeColor="text1"/>
+                <w:sz w:val="26"/>
+                <w:szCs w:val="26"/>
+              </w:rPr>
+              <w:t xml:space="preserve">Đơn vị tổ chức </w:t>
+            </w:r>
+          </w:p>
+        </w:tc>
+        <w:tc>
+          <w:tcPr>
+            <w:tcW w:w="999" w:type="dxa"/>
+          </w:tcPr>
+          <w:p>
+            <w:pPr>
+              <w:pStyle w:val="ListParagraph"/>
+              <w:shd w:val="clear" w:color="auto" w:fill="FFFFFF" w:themeFill="background1"/>
+              <w:ind w:left="0"/>
+              <w:jc w:val="right"/>
+              <w:rPr>
+                <w:color w:val="000000" w:themeColor="text1"/>
+                <w:sz w:val="26"/>
+                <w:szCs w:val="26"/>
+                <w:lang w:val="en-US"/>
+              </w:rPr>
+            </w:pPr>
+            <w:r>
+              <w:rPr>
+                <w:color w:val="000000" w:themeColor="text1"/>
+                <w:sz w:val="26"/>
+                <w:szCs w:val="26"/>
+                <w:lang w:val="en-US"/>
+              </w:rPr>
+              <w:t>[[Dvtc_Tl]]</w:t>
+            </w:r>
+          </w:p>
+        </w:tc>
+        <w:tc>
+          <w:tcPr>
+            <w:tcW w:w="1660" w:type="dxa"/>
+          </w:tcPr>
+          <w:p>
+            <w:pPr>
+              <w:pStyle w:val="ListParagraph"/>
+              <w:shd w:val="clear" w:color="auto" w:fill="FFFFFF" w:themeFill="background1"/>
+              <w:ind w:left="0"/>
+              <w:jc w:val="right"/>
+              <w:rPr>
+                <w:color w:val="000000" w:themeColor="text1"/>
+                <w:sz w:val="26"/>
+                <w:szCs w:val="26"/>
+                <w:lang w:val="en-US"/>
+              </w:rPr>
+            </w:pPr>
+            <w:r>
+              <w:rPr>
+                <w:color w:val="000000" w:themeColor="text1"/>
+                <w:sz w:val="26"/>
+                <w:szCs w:val="26"/>
+                <w:lang w:val="en-US"/>
+              </w:rPr>
+              <w:t>[[Dvtc_Dvt]]</w:t>
+            </w:r>
+          </w:p>
+        </w:tc>
+        <w:tc>
+          <w:tcPr>
+            <w:tcW w:w="1487" w:type="dxa"/>
+          </w:tcPr>
+          <w:p>
+            <w:pPr>
+              <w:pStyle w:val="ListParagraph"/>
+              <w:shd w:val="clear" w:color="auto" w:fill="FFFFFF" w:themeFill="background1"/>
+              <w:ind w:left="0"/>
+              <w:jc w:val="right"/>
+              <w:rPr>
+                <w:color w:val="000000" w:themeColor="text1"/>
+                <w:sz w:val="26"/>
+                <w:szCs w:val="26"/>
+                <w:lang w:val="en-US"/>
+              </w:rPr>
+            </w:pPr>
+            <w:r>
+              <w:rPr>
+                <w:color w:val="000000" w:themeColor="text1"/>
+                <w:sz w:val="26"/>
+                <w:szCs w:val="26"/>
+                <w:lang w:val="en-US"/>
+              </w:rPr>
+              <w:t>[[Dvtc_Sl]]</w:t>
+            </w:r>
+          </w:p>
+        </w:tc>
+        <w:tc>
+          <w:tcPr>
+            <w:tcW w:w="1660" w:type="dxa"/>
+          </w:tcPr>
+          <w:p>
+            <w:pPr>
+              <w:pStyle w:val="ListParagraph"/>
+              <w:shd w:val="clear" w:color="auto" w:fill="FFFFFF" w:themeFill="background1"/>
+              <w:ind w:left="0"/>
+              <w:jc w:val="right"/>
+              <w:rPr>
+                <w:color w:val="000000" w:themeColor="text1"/>
+                <w:sz w:val="26"/>
+                <w:szCs w:val="26"/>
+                <w:lang w:val="en-US"/>
+              </w:rPr>
+            </w:pPr>
+            <w:r>
+              <w:rPr>
+                <w:color w:val="000000" w:themeColor="text1"/>
+                <w:sz w:val="26"/>
+                <w:szCs w:val="26"/>
+                <w:lang w:val="en-US"/>
+              </w:rPr>
+              <w:t>[[Dvtc_Dm]]</w:t>
+            </w:r>
+          </w:p>
+        </w:tc>
+        <w:tc>
+          <w:tcPr>
+            <w:tcW w:w="1565" w:type="dxa"/>
+          </w:tcPr>
+          <w:p>
+            <w:pPr>
+              <w:pStyle w:val="ListParagraph"/>
+              <w:shd w:val="clear" w:color="auto" w:fill="FFFFFF" w:themeFill="background1"/>
+              <w:ind w:left="0"/>
+              <w:jc w:val="right"/>
+              <w:rPr>
+                <w:color w:val="000000" w:themeColor="text1"/>
+                <w:sz w:val="26"/>
+                <w:szCs w:val="26"/>
+                <w:lang w:val="en-US"/>
+              </w:rPr>
+            </w:pPr>
+            <w:r>
+              <w:rPr>
+                <w:color w:val="000000" w:themeColor="text1"/>
+                <w:sz w:val="26"/>
+                <w:szCs w:val="26"/>
+                <w:lang w:val="en-US"/>
+              </w:rPr>
+              <w:t>[[Dvtc_Tt]]</w:t>
+            </w:r>
+          </w:p>
+        </w:tc>
+      </w:tr>
+      <w:tr>
+        <w:tc>
+          <w:tcPr>
+            <w:tcW w:w="734" w:type="dxa"/>
+            <w:vAlign w:val="center"/>
+          </w:tcPr>
+          <w:p>
+            <w:pPr>
+              <w:shd w:val="clear" w:color="auto" w:fill="FFFFFF" w:themeFill="background1"/>
+              <w:jc w:val="center"/>
+              <w:rPr>
+                <w:color w:val="000000" w:themeColor="text1"/>
+                <w:sz w:val="26"/>
+                <w:szCs w:val="26"/>
+              </w:rPr>
+            </w:pPr>
+            <w:r>
+              <w:rPr>
+                <w:color w:val="000000" w:themeColor="text1"/>
+                <w:sz w:val="26"/>
+                <w:szCs w:val="26"/>
+              </w:rPr>
+              <w:t>1.4</w:t>
+            </w:r>
+          </w:p>
+        </w:tc>
+        <w:tc>
+          <w:tcPr>
+            <w:tcW w:w="1960" w:type="dxa"/>
+          </w:tcPr>
+          <w:p>
+            <w:pPr>
+              <w:pStyle w:val="ListParagraph"/>
+              <w:shd w:val="clear" w:color="auto" w:fill="FFFFFF" w:themeFill="background1"/>
+              <w:ind w:left="0"/>
+              <w:rPr>
+                <w:color w:val="000000" w:themeColor="text1"/>
+                <w:sz w:val="26"/>
+                <w:szCs w:val="26"/>
+              </w:rPr>
+            </w:pPr>
+            <w:r>
+              <w:rPr>
+                <w:color w:val="000000" w:themeColor="text1"/>
+                <w:sz w:val="26"/>
+                <w:szCs w:val="26"/>
+              </w:rPr>
+              <w:t xml:space="preserve">Chi phí khác   </w:t>
+            </w:r>
+          </w:p>
+        </w:tc>
+        <w:tc>
+          <w:tcPr>
+            <w:tcW w:w="999" w:type="dxa"/>
+          </w:tcPr>
+          <w:p>
+            <w:pPr>
+              <w:pStyle w:val="ListParagraph"/>
+              <w:shd w:val="clear" w:color="auto" w:fill="FFFFFF" w:themeFill="background1"/>
+              <w:ind w:left="0"/>
+              <w:jc w:val="right"/>
+              <w:rPr>
+                <w:color w:val="000000" w:themeColor="text1"/>
+                <w:sz w:val="26"/>
+                <w:szCs w:val="26"/>
+                <w:lang w:val="en-US"/>
+              </w:rPr>
+            </w:pPr>
+            <w:r>
+              <w:rPr>
+                <w:color w:val="000000" w:themeColor="text1"/>
+                <w:sz w:val="26"/>
+                <w:szCs w:val="26"/>
+                <w:lang w:val="en-US"/>
+              </w:rPr>
+              <w:t>[[Cpk_Tl]]</w:t>
+            </w:r>
+          </w:p>
+        </w:tc>
+        <w:tc>
+          <w:tcPr>
+            <w:tcW w:w="1660" w:type="dxa"/>
+          </w:tcPr>
+          <w:p>
+            <w:pPr>
+              <w:pStyle w:val="ListParagraph"/>
+              <w:shd w:val="clear" w:color="auto" w:fill="FFFFFF" w:themeFill="background1"/>
+              <w:ind w:left="0"/>
+              <w:jc w:val="right"/>
+              <w:rPr>
+                <w:color w:val="000000" w:themeColor="text1"/>
+                <w:sz w:val="26"/>
+                <w:szCs w:val="26"/>
+                <w:lang w:val="en-US"/>
+              </w:rPr>
+            </w:pPr>
+            <w:r>
+              <w:rPr>
+                <w:color w:val="000000" w:themeColor="text1"/>
+                <w:sz w:val="26"/>
+                <w:szCs w:val="26"/>
+                <w:lang w:val="en-US"/>
+              </w:rPr>
+              <w:t>[[Cpk_Dvt]]</w:t>
+            </w:r>
+          </w:p>
+        </w:tc>
+        <w:tc>
+          <w:tcPr>
+            <w:tcW w:w="1487" w:type="dxa"/>
+          </w:tcPr>
+          <w:p>
+            <w:pPr>
+              <w:pStyle w:val="ListParagraph"/>
+              <w:shd w:val="clear" w:color="auto" w:fill="FFFFFF" w:themeFill="background1"/>
+              <w:ind w:left="0"/>
+              <w:jc w:val="right"/>
+              <w:rPr>
+                <w:color w:val="000000" w:themeColor="text1"/>
+                <w:sz w:val="26"/>
+                <w:szCs w:val="26"/>
+                <w:lang w:val="en-US"/>
+              </w:rPr>
+            </w:pPr>
+            <w:r>
+              <w:rPr>
+                <w:color w:val="000000" w:themeColor="text1"/>
+                <w:sz w:val="26"/>
+                <w:szCs w:val="26"/>
+                <w:lang w:val="en-US"/>
+              </w:rPr>
+              <w:t>[[Cpk_Sl]]</w:t>
+            </w:r>
+          </w:p>
+        </w:tc>
+        <w:tc>
+          <w:tcPr>
+            <w:tcW w:w="1660" w:type="dxa"/>
+          </w:tcPr>
+          <w:p>
+            <w:pPr>
+              <w:pStyle w:val="ListParagraph"/>
+              <w:shd w:val="clear" w:color="auto" w:fill="FFFFFF" w:themeFill="background1"/>
+              <w:ind w:left="0"/>
+              <w:jc w:val="right"/>
+              <w:rPr>
+                <w:color w:val="000000" w:themeColor="text1"/>
+                <w:sz w:val="26"/>
+                <w:szCs w:val="26"/>
+                <w:lang w:val="en-US"/>
+              </w:rPr>
+            </w:pPr>
+            <w:r>
+              <w:rPr>
+                <w:color w:val="000000" w:themeColor="text1"/>
+                <w:sz w:val="26"/>
+                <w:szCs w:val="26"/>
+                <w:lang w:val="en-US"/>
+              </w:rPr>
+              <w:t>[[Cpk_Dm]]</w:t>
+            </w:r>
+          </w:p>
+        </w:tc>
+        <w:tc>
+          <w:tcPr>
+            <w:tcW w:w="1565" w:type="dxa"/>
+          </w:tcPr>
+          <w:p>
+            <w:pPr>
+              <w:pStyle w:val="ListParagraph"/>
+              <w:shd w:val="clear" w:color="auto" w:fill="FFFFFF" w:themeFill="background1"/>
+              <w:ind w:left="0"/>
+              <w:jc w:val="right"/>
+              <w:rPr>
+                <w:color w:val="000000" w:themeColor="text1"/>
+                <w:sz w:val="26"/>
+                <w:szCs w:val="26"/>
+                <w:lang w:val="en-US"/>
+              </w:rPr>
+            </w:pPr>
+            <w:r>
+              <w:rPr>
+                <w:color w:val="000000" w:themeColor="text1"/>
+                <w:sz w:val="26"/>
+                <w:szCs w:val="26"/>
+                <w:lang w:val="en-US"/>
+              </w:rPr>
+              <w:t>[[Cpk_Tt]]</w:t>
+            </w:r>
+          </w:p>
+        </w:tc>
+      </w:tr>
+      <w:tr>
+        <w:tc>
+          <w:tcPr>
+            <w:tcW w:w="734" w:type="dxa"/>
+            <w:vAlign w:val="center"/>
+          </w:tcPr>
+          <w:p>
+            <w:pPr>
+              <w:shd w:val="clear" w:color="auto" w:fill="FFFFFF" w:themeFill="background1"/>
+              <w:jc w:val="center"/>
+              <w:rPr>
+                <w:b/>
+                <w:bCs/>
+                <w:color w:val="000000" w:themeColor="text1"/>
+                <w:sz w:val="26"/>
+                <w:szCs w:val="26"/>
+              </w:rPr>
+            </w:pPr>
+            <w:r>
+              <w:rPr>
+                <w:b/>
+                <w:bCs/>
+                <w:color w:val="000000" w:themeColor="text1"/>
+                <w:sz w:val="26"/>
+                <w:szCs w:val="26"/>
+              </w:rPr>
+              <w:t>2</w:t>
+            </w:r>
+          </w:p>
+        </w:tc>
+        <w:tc>
+          <w:tcPr>
+            <w:tcW w:w="1960" w:type="dxa"/>
+          </w:tcPr>
+          <w:p>
+            <w:pPr>
+              <w:pStyle w:val="ListParagraph"/>
+              <w:shd w:val="clear" w:color="auto" w:fill="FFFFFF" w:themeFill="background1"/>
+              <w:ind w:left="0"/>
+              <w:rPr>
+                <w:b/>
+                <w:bCs/>
+                <w:color w:val="000000" w:themeColor="text1"/>
+                <w:sz w:val="26"/>
+                <w:szCs w:val="26"/>
+              </w:rPr>
+            </w:pPr>
+            <w:r>
+              <w:rPr>
+                <w:b/>
+                <w:bCs/>
+                <w:color w:val="000000" w:themeColor="text1"/>
+                <w:sz w:val="26"/>
+                <w:szCs w:val="26"/>
+              </w:rPr>
+              <w:t xml:space="preserve">Bộ phận gián tiếp  </w:t>
+            </w:r>
+          </w:p>
+        </w:tc>
+        <w:tc>
+          <w:tcPr>
+            <w:tcW w:w="999" w:type="dxa"/>
+          </w:tcPr>
+          <w:p>
+            <w:pPr>
+              <w:pStyle w:val="ListParagraph"/>
+              <w:shd w:val="clear" w:color="auto" w:fill="FFFFFF" w:themeFill="background1"/>
+              <w:ind w:left="0"/>
+              <w:jc w:val="right"/>
+              <w:rPr>
+                <w:b/>
+                <w:bCs/>
+                <w:color w:val="000000" w:themeColor="text1"/>
+                <w:sz w:val="26"/>
+                <w:szCs w:val="26"/>
+                <w:lang w:val="en-US"/>
+              </w:rPr>
+            </w:pPr>
+            <w:r>
+              <w:rPr>
+                <w:b/>
+                <w:bCs/>
+                <w:color w:val="000000" w:themeColor="text1"/>
+                <w:sz w:val="26"/>
+                <w:szCs w:val="26"/>
+                <w:lang w:val="en-US"/>
+              </w:rPr>
+              <w:t>[[Bpgt_Tl]]</w:t>
+            </w:r>
+          </w:p>
+        </w:tc>
+        <w:tc>
+          <w:tcPr>
+            <w:tcW w:w="1660" w:type="dxa"/>
+          </w:tcPr>
+          <w:p>
+            <w:pPr>
+              <w:pStyle w:val="ListParagraph"/>
+              <w:shd w:val="clear" w:color="auto" w:fill="FFFFFF" w:themeFill="background1"/>
+              <w:ind w:left="0"/>
+              <w:jc w:val="right"/>
+              <w:rPr>
+                <w:b/>
+                <w:bCs/>
+                <w:color w:val="000000" w:themeColor="text1"/>
+                <w:sz w:val="26"/>
+                <w:szCs w:val="26"/>
+                <w:lang w:val="en-US"/>
+              </w:rPr>
+            </w:pPr>
+            <w:r>
+              <w:rPr>
+                <w:b/>
+                <w:bCs/>
+                <w:color w:val="000000" w:themeColor="text1"/>
+                <w:sz w:val="26"/>
+                <w:szCs w:val="26"/>
+                <w:lang w:val="en-US"/>
+              </w:rPr>
+              <w:t>[[Bpgt_Dvt]]</w:t>
+            </w:r>
+          </w:p>
+        </w:tc>
+        <w:tc>
+          <w:tcPr>
+            <w:tcW w:w="1487" w:type="dxa"/>
+          </w:tcPr>
+          <w:p>
+            <w:pPr>
+              <w:pStyle w:val="ListParagraph"/>
+              <w:shd w:val="clear" w:color="auto" w:fill="FFFFFF" w:themeFill="background1"/>
+              <w:ind w:left="0"/>
+              <w:jc w:val="right"/>
+              <w:rPr>
+                <w:b/>
+                <w:bCs/>
+                <w:color w:val="000000" w:themeColor="text1"/>
+                <w:sz w:val="26"/>
+                <w:szCs w:val="26"/>
+                <w:lang w:val="en-US"/>
+              </w:rPr>
+            </w:pPr>
+            <w:r>
+              <w:rPr>
+                <w:b/>
+                <w:bCs/>
+                <w:color w:val="000000" w:themeColor="text1"/>
+                <w:sz w:val="26"/>
+                <w:szCs w:val="26"/>
+                <w:lang w:val="en-US"/>
+              </w:rPr>
+              <w:t>[[Bpgt_Sl]]</w:t>
+            </w:r>
+          </w:p>
+        </w:tc>
+        <w:tc>
+          <w:tcPr>
+            <w:tcW w:w="1660" w:type="dxa"/>
+          </w:tcPr>
+          <w:p>
+            <w:pPr>
+              <w:pStyle w:val="ListParagraph"/>
+              <w:shd w:val="clear" w:color="auto" w:fill="FFFFFF" w:themeFill="background1"/>
+              <w:ind w:left="0"/>
+              <w:jc w:val="right"/>
+              <w:rPr>
+                <w:b/>
+                <w:bCs/>
+                <w:color w:val="000000" w:themeColor="text1"/>
+                <w:sz w:val="26"/>
+                <w:szCs w:val="26"/>
+                <w:lang w:val="en-US"/>
+              </w:rPr>
+            </w:pPr>
+            <w:r>
+              <w:rPr>
+                <w:b/>
+                <w:bCs/>
+                <w:color w:val="000000" w:themeColor="text1"/>
+                <w:sz w:val="26"/>
+                <w:szCs w:val="26"/>
+                <w:lang w:val="en-US"/>
+              </w:rPr>
+              <w:t>[[Bpgt_Dm]]</w:t>
+            </w:r>
+          </w:p>
+        </w:tc>
+        <w:tc>
+          <w:tcPr>
+            <w:tcW w:w="1565" w:type="dxa"/>
+          </w:tcPr>
+          <w:p>
+            <w:pPr>
+              <w:pStyle w:val="ListParagraph"/>
+              <w:shd w:val="clear" w:color="auto" w:fill="FFFFFF" w:themeFill="background1"/>
+              <w:ind w:left="0"/>
+              <w:jc w:val="right"/>
+              <w:rPr>
+                <w:b/>
+                <w:bCs/>
+                <w:color w:val="000000" w:themeColor="text1"/>
+                <w:sz w:val="26"/>
+                <w:szCs w:val="26"/>
+                <w:lang w:val="en-US"/>
+              </w:rPr>
+            </w:pPr>
+            <w:r>
+              <w:rPr>
+                <w:b/>
+                <w:bCs/>
+                <w:color w:val="000000" w:themeColor="text1"/>
+                <w:sz w:val="26"/>
+                <w:szCs w:val="26"/>
+                <w:lang w:val="en-US"/>
+              </w:rPr>
+              <w:t>[[Bpgt_Tt]]</w:t>
+            </w:r>
+          </w:p>
+        </w:tc>
+      </w:tr>
+      <w:tr>
+        <w:tc>
+          <w:tcPr>
+            <w:tcW w:w="734" w:type="dxa"/>
+            <w:vAlign w:val="center"/>
+          </w:tcPr>
+          <w:p>
+            <w:pPr>
+              <w:shd w:val="clear" w:color="auto" w:fill="FFFFFF" w:themeFill="background1"/>
+              <w:jc w:val="center"/>
+              <w:rPr>
+                <w:color w:val="000000" w:themeColor="text1"/>
+                <w:sz w:val="26"/>
+                <w:szCs w:val="26"/>
+              </w:rPr>
+            </w:pPr>
+            <w:r>
+              <w:rPr>
+                <w:color w:val="000000" w:themeColor="text1"/>
+                <w:sz w:val="26"/>
+                <w:szCs w:val="26"/>
+              </w:rPr>
+              <w:t>2.1</w:t>
+            </w:r>
+          </w:p>
+        </w:tc>
+        <w:tc>
+          <w:tcPr>
+            <w:tcW w:w="1960" w:type="dxa"/>
+          </w:tcPr>
+          <w:p>
+            <w:pPr>
+              <w:pStyle w:val="ListParagraph"/>
+              <w:shd w:val="clear" w:color="auto" w:fill="FFFFFF" w:themeFill="background1"/>
+              <w:ind w:left="0"/>
+              <w:rPr>
+                <w:color w:val="000000" w:themeColor="text1"/>
+                <w:sz w:val="26"/>
+                <w:szCs w:val="26"/>
+              </w:rPr>
+            </w:pPr>
+            <w:r>
+              <w:rPr>
+                <w:color w:val="000000" w:themeColor="text1"/>
+                <w:sz w:val="26"/>
+                <w:szCs w:val="26"/>
+              </w:rPr>
+              <w:t xml:space="preserve">Quản lý chuyên môn </w:t>
+            </w:r>
+          </w:p>
+        </w:tc>
+        <w:tc>
+          <w:tcPr>
+            <w:tcW w:w="999" w:type="dxa"/>
+          </w:tcPr>
+          <w:p>
+            <w:pPr>
+              <w:pStyle w:val="ListParagraph"/>
+              <w:shd w:val="clear" w:color="auto" w:fill="FFFFFF" w:themeFill="background1"/>
+              <w:ind w:left="0"/>
+              <w:jc w:val="right"/>
+              <w:rPr>
+                <w:color w:val="000000" w:themeColor="text1"/>
+                <w:sz w:val="26"/>
+                <w:szCs w:val="26"/>
+                <w:lang w:val="en-US"/>
+              </w:rPr>
+            </w:pPr>
+            <w:r>
+              <w:rPr>
+                <w:color w:val="000000" w:themeColor="text1"/>
+                <w:sz w:val="26"/>
+                <w:szCs w:val="26"/>
+                <w:lang w:val="en-US"/>
+              </w:rPr>
+              <w:t>[[Qlcm_Tl]]</w:t>
+            </w:r>
+          </w:p>
+        </w:tc>
+        <w:tc>
+          <w:tcPr>
+            <w:tcW w:w="1660" w:type="dxa"/>
+          </w:tcPr>
+          <w:p>
+            <w:pPr>
+              <w:pStyle w:val="ListParagraph"/>
+              <w:shd w:val="clear" w:color="auto" w:fill="FFFFFF" w:themeFill="background1"/>
+              <w:ind w:left="0"/>
+              <w:jc w:val="right"/>
+              <w:rPr>
+                <w:color w:val="000000" w:themeColor="text1"/>
+                <w:sz w:val="26"/>
+                <w:szCs w:val="26"/>
+                <w:lang w:val="en-US"/>
+              </w:rPr>
+            </w:pPr>
+            <w:r>
+              <w:rPr>
+                <w:color w:val="000000" w:themeColor="text1"/>
+                <w:sz w:val="26"/>
+                <w:szCs w:val="26"/>
+                <w:lang w:val="en-US"/>
+              </w:rPr>
+              <w:t>[[Qlcm_Dvt]]</w:t>
+            </w:r>
+          </w:p>
+        </w:tc>
+        <w:tc>
+          <w:tcPr>
+            <w:tcW w:w="1487" w:type="dxa"/>
+          </w:tcPr>
+          <w:p>
+            <w:pPr>
+              <w:pStyle w:val="ListParagraph"/>
+              <w:shd w:val="clear" w:color="auto" w:fill="FFFFFF" w:themeFill="background1"/>
+              <w:ind w:left="0"/>
+              <w:jc w:val="right"/>
+              <w:rPr>
+                <w:color w:val="000000" w:themeColor="text1"/>
+                <w:sz w:val="26"/>
+                <w:szCs w:val="26"/>
+                <w:lang w:val="en-US"/>
+              </w:rPr>
+            </w:pPr>
+            <w:r>
+              <w:rPr>
+                <w:color w:val="000000" w:themeColor="text1"/>
+                <w:sz w:val="26"/>
+                <w:szCs w:val="26"/>
+                <w:lang w:val="en-US"/>
+              </w:rPr>
+              <w:t>[[Qlcm_Sl]]</w:t>
+            </w:r>
+          </w:p>
+        </w:tc>
+        <w:tc>
+          <w:tcPr>
+            <w:tcW w:w="1660" w:type="dxa"/>
+          </w:tcPr>
+          <w:p>
+            <w:pPr>
+              <w:pStyle w:val="ListParagraph"/>
+              <w:shd w:val="clear" w:color="auto" w:fill="FFFFFF" w:themeFill="background1"/>
+              <w:ind w:left="0"/>
+              <w:jc w:val="right"/>
+              <w:rPr>
+                <w:color w:val="000000" w:themeColor="text1"/>
+                <w:sz w:val="26"/>
+                <w:szCs w:val="26"/>
+                <w:lang w:val="en-US"/>
+              </w:rPr>
+            </w:pPr>
+            <w:r>
+              <w:rPr>
+                <w:color w:val="000000" w:themeColor="text1"/>
+                <w:sz w:val="26"/>
+                <w:szCs w:val="26"/>
+                <w:lang w:val="en-US"/>
+              </w:rPr>
+              <w:t>[[Qlcm_Dm]]</w:t>
+            </w:r>
+          </w:p>
+        </w:tc>
+        <w:tc>
+          <w:tcPr>
+            <w:tcW w:w="1565" w:type="dxa"/>
+          </w:tcPr>
+          <w:p>
+            <w:pPr>
+              <w:pStyle w:val="ListParagraph"/>
+              <w:shd w:val="clear" w:color="auto" w:fill="FFFFFF" w:themeFill="background1"/>
+              <w:ind w:left="0"/>
+              <w:jc w:val="right"/>
+              <w:rPr>
+                <w:color w:val="000000" w:themeColor="text1"/>
+                <w:sz w:val="26"/>
+                <w:szCs w:val="26"/>
+                <w:lang w:val="en-US"/>
+              </w:rPr>
+            </w:pPr>
+            <w:r>
+              <w:rPr>
+                <w:color w:val="000000" w:themeColor="text1"/>
+                <w:sz w:val="26"/>
+                <w:szCs w:val="26"/>
+                <w:lang w:val="en-US"/>
+              </w:rPr>
+              <w:t>[[Qlcm_Tt]]</w:t>
+            </w:r>
+          </w:p>
+        </w:tc>
+      </w:tr>
+      <w:tr>
+        <w:tc>
+          <w:tcPr>
+            <w:tcW w:w="734" w:type="dxa"/>
+            <w:vAlign w:val="center"/>
+          </w:tcPr>
+          <w:p>
+            <w:pPr>
+              <w:shd w:val="clear" w:color="auto" w:fill="FFFFFF" w:themeFill="background1"/>
+              <w:jc w:val="center"/>
+              <w:rPr>
+                <w:color w:val="000000" w:themeColor="text1"/>
+                <w:sz w:val="26"/>
+                <w:szCs w:val="26"/>
+              </w:rPr>
+            </w:pPr>
+            <w:r>
+              <w:rPr>
+                <w:color w:val="000000" w:themeColor="text1"/>
+                <w:sz w:val="26"/>
+                <w:szCs w:val="26"/>
+              </w:rPr>
+              <w:t>2.2</w:t>
+            </w:r>
+          </w:p>
+        </w:tc>
+        <w:tc>
+          <w:tcPr>
+            <w:tcW w:w="1960" w:type="dxa"/>
+          </w:tcPr>
+          <w:p>
+            <w:pPr>
+              <w:pStyle w:val="ListParagraph"/>
+              <w:shd w:val="clear" w:color="auto" w:fill="FFFFFF" w:themeFill="background1"/>
+              <w:ind w:left="0"/>
+              <w:rPr>
+                <w:color w:val="000000" w:themeColor="text1"/>
+                <w:sz w:val="26"/>
+                <w:szCs w:val="26"/>
+              </w:rPr>
+            </w:pPr>
+            <w:r>
+              <w:rPr>
+                <w:color w:val="000000" w:themeColor="text1"/>
+                <w:sz w:val="26"/>
+                <w:szCs w:val="26"/>
+              </w:rPr>
+              <w:t xml:space="preserve">Quản lý tài chính  </w:t>
+            </w:r>
+          </w:p>
+        </w:tc>
+        <w:tc>
+          <w:tcPr>
+            <w:tcW w:w="999" w:type="dxa"/>
+          </w:tcPr>
+          <w:p>
+            <w:pPr>
+              <w:pStyle w:val="ListParagraph"/>
+              <w:shd w:val="clear" w:color="auto" w:fill="FFFFFF" w:themeFill="background1"/>
+              <w:ind w:left="0"/>
+              <w:jc w:val="right"/>
+              <w:rPr>
+                <w:color w:val="000000" w:themeColor="text1"/>
+                <w:sz w:val="26"/>
+                <w:szCs w:val="26"/>
+                <w:lang w:val="en-US"/>
+              </w:rPr>
+            </w:pPr>
+            <w:r>
+              <w:rPr>
+                <w:color w:val="000000" w:themeColor="text1"/>
+                <w:sz w:val="26"/>
+                <w:szCs w:val="26"/>
+                <w:lang w:val="en-US"/>
+              </w:rPr>
+              <w:t>[[Qltc_Tl]]</w:t>
+            </w:r>
+          </w:p>
+        </w:tc>
+        <w:tc>
+          <w:tcPr>
+            <w:tcW w:w="1660" w:type="dxa"/>
+          </w:tcPr>
+          <w:p>
+            <w:pPr>
+              <w:pStyle w:val="ListParagraph"/>
+              <w:shd w:val="clear" w:color="auto" w:fill="FFFFFF" w:themeFill="background1"/>
+              <w:ind w:left="0"/>
+              <w:jc w:val="right"/>
+              <w:rPr>
+                <w:color w:val="000000" w:themeColor="text1"/>
+                <w:sz w:val="26"/>
+                <w:szCs w:val="26"/>
+                <w:lang w:val="en-US"/>
+              </w:rPr>
+            </w:pPr>
+            <w:r>
+              <w:rPr>
+                <w:color w:val="000000" w:themeColor="text1"/>
+                <w:sz w:val="26"/>
+                <w:szCs w:val="26"/>
+                <w:lang w:val="en-US"/>
+              </w:rPr>
+              <w:t>[[Qltc_Dvt]]</w:t>
+            </w:r>
+          </w:p>
+        </w:tc>
+        <w:tc>
+          <w:tcPr>
+            <w:tcW w:w="1487" w:type="dxa"/>
+          </w:tcPr>
+          <w:p>
+            <w:pPr>
+              <w:pStyle w:val="ListParagraph"/>
+              <w:shd w:val="clear" w:color="auto" w:fill="FFFFFF" w:themeFill="background1"/>
+              <w:ind w:left="0"/>
+              <w:jc w:val="right"/>
+              <w:rPr>
+                <w:color w:val="000000" w:themeColor="text1"/>
+                <w:sz w:val="26"/>
+                <w:szCs w:val="26"/>
+                <w:lang w:val="en-US"/>
+              </w:rPr>
+            </w:pPr>
+            <w:r>
+              <w:rPr>
+                <w:color w:val="000000" w:themeColor="text1"/>
+                <w:sz w:val="26"/>
+                <w:szCs w:val="26"/>
+                <w:lang w:val="en-US"/>
+              </w:rPr>
+              <w:t>[[Qltc_Sl]]</w:t>
+            </w:r>
+          </w:p>
+        </w:tc>
+        <w:tc>
+          <w:tcPr>
+            <w:tcW w:w="1660" w:type="dxa"/>
+          </w:tcPr>
+          <w:p>
+            <w:pPr>
+              <w:pStyle w:val="ListParagraph"/>
+              <w:shd w:val="clear" w:color="auto" w:fill="FFFFFF" w:themeFill="background1"/>
+              <w:ind w:left="0"/>
+              <w:jc w:val="right"/>
+              <w:rPr>
+                <w:color w:val="000000" w:themeColor="text1"/>
+                <w:sz w:val="26"/>
+                <w:szCs w:val="26"/>
+                <w:lang w:val="en-US"/>
+              </w:rPr>
+            </w:pPr>
+            <w:r>
+              <w:rPr>
+                <w:color w:val="000000" w:themeColor="text1"/>
+                <w:sz w:val="26"/>
+                <w:szCs w:val="26"/>
+                <w:lang w:val="en-US"/>
+              </w:rPr>
+              <w:t>[[Qltc_Dm]]</w:t>
+            </w:r>
+          </w:p>
+        </w:tc>
+        <w:tc>
+          <w:tcPr>
+            <w:tcW w:w="1565" w:type="dxa"/>
+          </w:tcPr>
+          <w:p>
+            <w:pPr>
+              <w:pStyle w:val="ListParagraph"/>
+              <w:shd w:val="clear" w:color="auto" w:fill="FFFFFF" w:themeFill="background1"/>
+              <w:ind w:left="0"/>
+              <w:jc w:val="right"/>
+              <w:rPr>
+                <w:color w:val="000000" w:themeColor="text1"/>
+                <w:sz w:val="26"/>
+                <w:szCs w:val="26"/>
+                <w:lang w:val="en-US"/>
+              </w:rPr>
+            </w:pPr>
+            <w:r>
+              <w:rPr>
+                <w:color w:val="000000" w:themeColor="text1"/>
+                <w:sz w:val="26"/>
+                <w:szCs w:val="26"/>
+                <w:lang w:val="en-US"/>
+              </w:rPr>
+              <w:t>[[Qltc_Tt]]</w:t>
+            </w:r>
+          </w:p>
+        </w:tc>
+      </w:tr>
+      <w:tr>
+        <w:tc>
+          <w:tcPr>
+            <w:tcW w:w="734" w:type="dxa"/>
+            <w:vAlign w:val="center"/>
+          </w:tcPr>
+          <w:p>
+            <w:pPr>
+              <w:shd w:val="clear" w:color="auto" w:fill="FFFFFF" w:themeFill="background1"/>
+              <w:jc w:val="center"/>
+              <w:rPr>
+                <w:color w:val="000000" w:themeColor="text1"/>
+                <w:sz w:val="26"/>
+                <w:szCs w:val="26"/>
+              </w:rPr>
+            </w:pPr>
+            <w:r>
+              <w:rPr>
+                <w:color w:val="000000" w:themeColor="text1"/>
+                <w:sz w:val="26"/>
+                <w:szCs w:val="26"/>
+              </w:rPr>
+              <w:t>2.3</w:t>
+            </w:r>
+          </w:p>
+        </w:tc>
+        <w:tc>
+          <w:tcPr>
+            <w:tcW w:w="1960" w:type="dxa"/>
+          </w:tcPr>
+          <w:p>
+            <w:pPr>
+              <w:pStyle w:val="ListParagraph"/>
+              <w:shd w:val="clear" w:color="auto" w:fill="FFFFFF" w:themeFill="background1"/>
+              <w:ind w:left="0"/>
+              <w:rPr>
+                <w:color w:val="000000" w:themeColor="text1"/>
+                <w:sz w:val="26"/>
+                <w:szCs w:val="26"/>
+              </w:rPr>
+            </w:pPr>
+            <w:r>
+              <w:rPr>
+                <w:color w:val="000000" w:themeColor="text1"/>
+                <w:sz w:val="26"/>
+                <w:szCs w:val="26"/>
+              </w:rPr>
+              <w:t xml:space="preserve">Khoa, phòng liên quan: </w:t>
+            </w:r>
+          </w:p>
+        </w:tc>
+        <w:tc>
+          <w:tcPr>
+            <w:tcW w:w="999" w:type="dxa"/>
+          </w:tcPr>
+          <w:p>
+            <w:pPr>
+              <w:pStyle w:val="ListParagraph"/>
+              <w:shd w:val="clear" w:color="auto" w:fill="FFFFFF" w:themeFill="background1"/>
+              <w:ind w:left="0"/>
+              <w:jc w:val="right"/>
+              <w:rPr>
+                <w:color w:val="000000" w:themeColor="text1"/>
+                <w:sz w:val="26"/>
+                <w:szCs w:val="26"/>
+                <w:lang w:val="en-US"/>
+              </w:rPr>
+            </w:pPr>
+            <w:r>
+              <w:rPr>
+                <w:color w:val="000000" w:themeColor="text1"/>
+                <w:sz w:val="26"/>
+                <w:szCs w:val="26"/>
+                <w:lang w:val="en-US"/>
+              </w:rPr>
+              <w:t>[[Kplq_Tl]]</w:t>
+            </w:r>
+          </w:p>
+        </w:tc>
+        <w:tc>
+          <w:tcPr>
+            <w:tcW w:w="1660" w:type="dxa"/>
+          </w:tcPr>
+          <w:p>
+            <w:pPr>
+              <w:pStyle w:val="ListParagraph"/>
+              <w:shd w:val="clear" w:color="auto" w:fill="FFFFFF" w:themeFill="background1"/>
+              <w:ind w:left="0"/>
+              <w:jc w:val="right"/>
+              <w:rPr>
+                <w:color w:val="000000" w:themeColor="text1"/>
+                <w:sz w:val="26"/>
+                <w:szCs w:val="26"/>
+                <w:lang w:val="en-US"/>
+              </w:rPr>
+            </w:pPr>
+            <w:r>
+              <w:rPr>
+                <w:color w:val="000000" w:themeColor="text1"/>
+                <w:sz w:val="26"/>
+                <w:szCs w:val="26"/>
+                <w:lang w:val="en-US"/>
+              </w:rPr>
+              <w:t>[[Kplq_Dvt]]</w:t>
+            </w:r>
+          </w:p>
+        </w:tc>
+        <w:tc>
+          <w:tcPr>
+            <w:tcW w:w="1487" w:type="dxa"/>
+          </w:tcPr>
+          <w:p>
+            <w:pPr>
+              <w:pStyle w:val="ListParagraph"/>
+              <w:shd w:val="clear" w:color="auto" w:fill="FFFFFF" w:themeFill="background1"/>
+              <w:ind w:left="0"/>
+              <w:jc w:val="right"/>
+              <w:rPr>
+                <w:color w:val="000000" w:themeColor="text1"/>
+                <w:sz w:val="26"/>
+                <w:szCs w:val="26"/>
+                <w:lang w:val="en-US"/>
+              </w:rPr>
+            </w:pPr>
+            <w:r>
+              <w:rPr>
+                <w:color w:val="000000" w:themeColor="text1"/>
+                <w:sz w:val="26"/>
+                <w:szCs w:val="26"/>
+                <w:lang w:val="en-US"/>
+              </w:rPr>
+              <w:t>[[Kplq_Sl]]</w:t>
+            </w:r>
+          </w:p>
+        </w:tc>
+        <w:tc>
+          <w:tcPr>
+            <w:tcW w:w="1660" w:type="dxa"/>
+          </w:tcPr>
+          <w:p>
+            <w:pPr>
+              <w:pStyle w:val="ListParagraph"/>
+              <w:shd w:val="clear" w:color="auto" w:fill="FFFFFF" w:themeFill="background1"/>
+              <w:ind w:left="0"/>
+              <w:jc w:val="right"/>
+              <w:rPr>
+                <w:color w:val="000000" w:themeColor="text1"/>
+                <w:sz w:val="26"/>
+                <w:szCs w:val="26"/>
+                <w:lang w:val="en-US"/>
+              </w:rPr>
+            </w:pPr>
+            <w:r>
+              <w:rPr>
+                <w:color w:val="000000" w:themeColor="text1"/>
+                <w:sz w:val="26"/>
+                <w:szCs w:val="26"/>
+                <w:lang w:val="en-US"/>
+              </w:rPr>
+              <w:t>[[Kplq_Dm]]</w:t>
+            </w:r>
+          </w:p>
+        </w:tc>
+        <w:tc>
+          <w:tcPr>
+            <w:tcW w:w="1565" w:type="dxa"/>
+          </w:tcPr>
+          <w:p>
+            <w:pPr>
+              <w:pStyle w:val="ListParagraph"/>
+              <w:shd w:val="clear" w:color="auto" w:fill="FFFFFF" w:themeFill="background1"/>
+              <w:ind w:left="0"/>
+              <w:jc w:val="right"/>
+              <w:rPr>
+                <w:color w:val="000000" w:themeColor="text1"/>
+                <w:sz w:val="26"/>
+                <w:szCs w:val="26"/>
+                <w:lang w:val="en-US"/>
+              </w:rPr>
+            </w:pPr>
+            <w:r>
+              <w:rPr>
+                <w:color w:val="000000" w:themeColor="text1"/>
+                <w:sz w:val="26"/>
+                <w:szCs w:val="26"/>
+                <w:lang w:val="en-US"/>
+              </w:rPr>
+              <w:t>[[Kplq_Tt]]</w:t>
+            </w:r>
+          </w:p>
+        </w:tc>
+      </w:tr>
+      <w:tr>
+        <w:tc>
+          <w:tcPr>
+            <w:tcW w:w="734" w:type="dxa"/>
+            <w:vAlign w:val="center"/>
+          </w:tcPr>
+          <w:p>
+            <w:pPr>
+              <w:shd w:val="clear" w:color="auto" w:fill="FFFFFF" w:themeFill="background1"/>
+              <w:jc w:val="center"/>
+              <w:rPr>
+                <w:b/>
+                <w:bCs/>
+                <w:color w:val="000000" w:themeColor="text1"/>
+                <w:sz w:val="26"/>
+                <w:szCs w:val="26"/>
+              </w:rPr>
+            </w:pPr>
+            <w:r>
+              <w:rPr>
+                <w:b/>
+                <w:bCs/>
+                <w:color w:val="000000" w:themeColor="text1"/>
+                <w:sz w:val="26"/>
+                <w:szCs w:val="26"/>
+              </w:rPr>
+              <w:t>III</w:t>
+            </w:r>
+          </w:p>
+        </w:tc>
+        <w:tc>
+          <w:tcPr>
+            <w:tcW w:w="1960" w:type="dxa"/>
+          </w:tcPr>
+          <w:p>
+            <w:pPr>
+              <w:pStyle w:val="ListParagraph"/>
+              <w:shd w:val="clear" w:color="auto" w:fill="FFFFFF" w:themeFill="background1"/>
+              <w:ind w:left="0"/>
+              <w:rPr>
+                <w:b/>
+                <w:bCs/>
+                <w:color w:val="000000" w:themeColor="text1"/>
+                <w:sz w:val="26"/>
+                <w:szCs w:val="26"/>
+              </w:rPr>
+            </w:pPr>
+            <w:r>
+              <w:rPr>
+                <w:b/>
+                <w:bCs/>
+                <w:color w:val="000000" w:themeColor="text1"/>
+                <w:sz w:val="26"/>
+                <w:szCs w:val="26"/>
+              </w:rPr>
+              <w:t xml:space="preserve">Chênh lệch (Bổ sung quỹ bệnh viện, đóng thuế) </w:t>
+            </w:r>
+          </w:p>
+        </w:tc>
+        <w:tc>
+          <w:tcPr>
+            <w:tcW w:w="999" w:type="dxa"/>
+          </w:tcPr>
+          <w:p>
+            <w:pPr>
+              <w:pStyle w:val="ListParagraph"/>
+              <w:shd w:val="clear" w:color="auto" w:fill="FFFFFF" w:themeFill="background1"/>
+              <w:ind w:left="0"/>
+              <w:jc w:val="right"/>
+              <w:rPr>
+                <w:b/>
+                <w:bCs/>
+                <w:color w:val="000000" w:themeColor="text1"/>
+                <w:sz w:val="26"/>
+                <w:szCs w:val="26"/>
+                <w:lang w:val="en-US"/>
+              </w:rPr>
+            </w:pPr>
+            <w:r>
+              <w:rPr>
+                <w:b/>
+                <w:bCs/>
+                <w:color w:val="000000" w:themeColor="text1"/>
+                <w:sz w:val="26"/>
+                <w:szCs w:val="26"/>
+                <w:lang w:val="en-US"/>
+              </w:rPr>
+              <w:t>[[Cl_Tl]]</w:t>
+            </w:r>
+          </w:p>
+        </w:tc>
+        <w:tc>
+          <w:tcPr>
+            <w:tcW w:w="1660" w:type="dxa"/>
+          </w:tcPr>
+          <w:p>
+            <w:pPr>
+              <w:pStyle w:val="ListParagraph"/>
+              <w:shd w:val="clear" w:color="auto" w:fill="FFFFFF" w:themeFill="background1"/>
+              <w:ind w:left="0"/>
+              <w:jc w:val="right"/>
+              <w:rPr>
+                <w:b/>
+                <w:bCs/>
+                <w:color w:val="000000" w:themeColor="text1"/>
+                <w:sz w:val="26"/>
+                <w:szCs w:val="26"/>
+                <w:lang w:val="en-US"/>
+              </w:rPr>
+            </w:pPr>
+            <w:r>
+              <w:rPr>
+                <w:b/>
+                <w:bCs/>
+                <w:color w:val="000000" w:themeColor="text1"/>
+                <w:sz w:val="26"/>
+                <w:szCs w:val="26"/>
+                <w:lang w:val="en-US"/>
+              </w:rPr>
+              <w:t>[[Cl_Dvt]]</w:t>
+            </w:r>
+          </w:p>
+        </w:tc>
+        <w:tc>
+          <w:tcPr>
+            <w:tcW w:w="1487" w:type="dxa"/>
+          </w:tcPr>
+          <w:p>
+            <w:pPr>
+              <w:pStyle w:val="ListParagraph"/>
+              <w:shd w:val="clear" w:color="auto" w:fill="FFFFFF" w:themeFill="background1"/>
+              <w:ind w:left="0"/>
+              <w:jc w:val="right"/>
+              <w:rPr>
+                <w:b/>
+                <w:bCs/>
+                <w:color w:val="000000" w:themeColor="text1"/>
+                <w:sz w:val="26"/>
+                <w:szCs w:val="26"/>
+                <w:lang w:val="en-US"/>
+              </w:rPr>
+            </w:pPr>
+            <w:r>
+              <w:rPr>
+                <w:b/>
+                <w:bCs/>
+                <w:color w:val="000000" w:themeColor="text1"/>
+                <w:sz w:val="26"/>
+                <w:szCs w:val="26"/>
+                <w:lang w:val="en-US"/>
+              </w:rPr>
+              <w:t>[[Cl_Sl]]</w:t>
+            </w:r>
+          </w:p>
+        </w:tc>
+        <w:tc>
+          <w:tcPr>
+            <w:tcW w:w="1660" w:type="dxa"/>
+          </w:tcPr>
+          <w:p>
+            <w:pPr>
+              <w:pStyle w:val="ListParagraph"/>
+              <w:shd w:val="clear" w:color="auto" w:fill="FFFFFF" w:themeFill="background1"/>
+              <w:ind w:left="0"/>
+              <w:jc w:val="right"/>
+              <w:rPr>
+                <w:b/>
+                <w:bCs/>
+                <w:color w:val="000000" w:themeColor="text1"/>
+                <w:sz w:val="26"/>
+                <w:szCs w:val="26"/>
+                <w:lang w:val="en-US"/>
+              </w:rPr>
+            </w:pPr>
+            <w:r>
+              <w:rPr>
+                <w:b/>
+                <w:bCs/>
+                <w:color w:val="000000" w:themeColor="text1"/>
+                <w:sz w:val="26"/>
+                <w:szCs w:val="26"/>
+                <w:lang w:val="en-US"/>
+              </w:rPr>
+              <w:t>[[Cl_Dm]]</w:t>
+            </w:r>
+          </w:p>
+        </w:tc>
+        <w:tc>
+          <w:tcPr>
+            <w:tcW w:w="1565" w:type="dxa"/>
+          </w:tcPr>
+          <w:p>
+            <w:pPr>
+              <w:pStyle w:val="ListParagraph"/>
+              <w:shd w:val="clear" w:color="auto" w:fill="FFFFFF" w:themeFill="background1"/>
+              <w:ind w:left="0"/>
+              <w:jc w:val="right"/>
+              <w:rPr>
+                <w:b/>
+                <w:bCs/>
+                <w:color w:val="000000" w:themeColor="text1"/>
+                <w:sz w:val="26"/>
+                <w:szCs w:val="26"/>
+                <w:lang w:val="en-US"/>
+              </w:rPr>
+            </w:pPr>
+            <w:r>
+              <w:rPr>
+                <w:b/>
+                <w:bCs/>
+                <w:color w:val="000000" w:themeColor="text1"/>
+                <w:sz w:val="26"/>
+                <w:szCs w:val="26"/>
+                <w:lang w:val="en-US"/>
+              </w:rPr>
+              <w:t>[[Cl_Tt]]</w:t>
+            </w:r>
+          </w:p>
+        </w:tc>
+      </w:tr>
+    </w:tbl>
+    <w:p>
+      <w:pPr>
+        <w:shd w:val="clear" w:color="auto" w:fill="FFFFFF" w:themeFill="background1"/>
+        <w:spacing w:after="0"/>
+        <w:jc w:val="center"/>
+        <w:rPr>
+          <w:b/>
+          <w:i/>
+          <w:iCs/>
+          <w:color w:val="000000" w:themeColor="text1"/>
+        </w:rPr>
+      </w:pPr>
+    </w:p>
+    <w:p>
+      <w:pPr>
+        <w:shd w:val="clear" w:color="auto" w:fill="FFFFFF" w:themeFill="background1"/>
+        <w:spacing w:after="0"/>
+        <w:rPr>
+          <w:b/>
+          <w:i/>
+          <w:iCs/>
+          <w:color w:val="000000" w:themeColor="text1"/>
+          <w:sz w:val="26"/>
+          <w:szCs w:val="26"/>
+        </w:rPr>
+      </w:pPr>
+      <w:r>
+        <w:rPr>
+          <w:b/>
+          <w:i/>
+          <w:iCs/>
+          <w:color w:val="000000" w:themeColor="text1"/>
+          <w:sz w:val="26"/>
+          <w:szCs w:val="26"/>
+          <w:lang w:val="vi-VN"/>
+        </w:rPr>
+        <w:t>Số tiền chi</w:t>
+      </w:r>
+      <w:r>
+        <w:rPr>
+          <w:b/>
+          <w:i/>
+          <w:iCs/>
+          <w:color w:val="000000" w:themeColor="text1"/>
+          <w:sz w:val="26"/>
+          <w:szCs w:val="26"/>
+        </w:rPr>
+        <w:t xml:space="preserve"> bằng chữ: </w:t>
+      </w:r>
+      <w:r>
+        <w:rPr>
+          <w:b/>
+          <w:i/>
+          <w:iCs/>
+          <w:color w:val="000000" w:themeColor="text1"/>
+          <w:sz w:val="26"/>
+          <w:szCs w:val="26"/>
+        </w:rPr>
+        <w:t>[[</w:t>
+      </w:r>
+      <w:r>
+        <w:rPr>
+          <w:b/>
+          <w:i/>
+          <w:iCs/>
+          <w:color w:val="000000" w:themeColor="text1"/>
+          <w:sz w:val="26"/>
+          <w:szCs w:val="26"/>
+        </w:rPr>
+        <w:t>SoTienChiText</w:t>
+      </w:r>
+      <w:r>
+        <w:rPr>
+          <w:b/>
+          <w:i/>
+          <w:iCs/>
+          <w:color w:val="000000" w:themeColor="text1"/>
+          <w:sz w:val="26"/>
+          <w:szCs w:val="26"/>
+        </w:rPr>
+        <w:t>]]</w:t>
+      </w:r>
+      <w:r>
+        <w:rPr>
+          <w:b/>
+          <w:i/>
+          <w:iCs/>
+          <w:color w:val="000000" w:themeColor="text1"/>
+          <w:sz w:val="26"/>
+          <w:szCs w:val="26"/>
+        </w:rPr>
+        <w:t>/.</w:t>
+      </w:r>
+    </w:p>
+    <w:p>
+      <w:pPr>
+        <w:shd w:val="clear" w:color="auto" w:fill="FFFFFF" w:themeFill="background1"/>
+        <w:spacing w:after="0"/>
+        <w:rPr>
+          <w:b/>
+          <w:i/>
+          <w:iCs/>
+          <w:color w:val="000000" w:themeColor="text1"/>
+          <w:sz w:val="26"/>
+          <w:szCs w:val="26"/>
+        </w:rPr>
+      </w:pPr>
+    </w:p>
+    <w:p>
+      <w:pPr>
+        <w:shd w:val="clear" w:color="auto" w:fill="FFFFFF" w:themeFill="background1"/>
+        <w:spacing w:after="0"/>
+        <w:rPr>
+          <w:b/>
+          <w:i/>
+          <w:iCs/>
+          <w:color w:val="000000" w:themeColor="text1"/>
+          <w:sz w:val="26"/>
+          <w:szCs w:val="26"/>
+        </w:rPr>
+      </w:pPr>
+    </w:p>
+    <w:p>
+      <w:pPr>
+        <w:shd w:val="clear" w:color="auto" w:fill="FFFFFF" w:themeFill="background1"/>
+        <w:spacing w:after="0"/>
+        <w:rPr>
+          <w:b/>
+          <w:i/>
+          <w:iCs/>
+          <w:color w:val="000000" w:themeColor="text1"/>
+          <w:sz w:val="26"/>
+          <w:szCs w:val="26"/>
+        </w:rPr>
+      </w:pPr>
+    </w:p>
+    <w:p>
+      <w:pPr>
+        <w:shd w:val="clear" w:color="auto" w:fill="FFFFFF" w:themeFill="background1"/>
+        <w:spacing w:after="0"/>
+        <w:jc w:val="right"/>
+        <w:rPr>
+          <w:i/>
+          <w:color w:val="000000" w:themeColor="text1"/>
+          <w:sz w:val="26"/>
+          <w:szCs w:val="26"/>
+        </w:rPr>
+      </w:pPr>
+      <w:r>
+        <w:rPr>
+          <w:i/>
+          <w:color w:val="000000" w:themeColor="text1"/>
+          <w:sz w:val="26"/>
+          <w:szCs w:val="26"/>
+        </w:rPr>
+        <w:t xml:space="preserve">Hà Nội, </w:t>
+      </w:r>
+      <w:r>
+        <w:rPr>
+          <w:i/>
+          <w:color w:val="000000" w:themeColor="text1"/>
+          <w:sz w:val="26"/>
+          <w:szCs w:val="26"/>
+        </w:rPr>
+        <w:t>[[NgayThangNamHienTaiDayDu]]</w:t>
+      </w:r>
+    </w:p>
+    <w:tbl>
+      <w:tblPr>
+        <w:tblStyle w:val="TableGrid"/>
+        <w:tblW w:w="10065" w:type="dxa"/>
+        <w:tblInd w:w="-459" w:type="dxa"/>
+        <w:tblBorders>
+          <w:top w:val="none" w:sz="0" w:space="0" w:color="auto"/>
+          <w:left w:val="none" w:sz="0" w:space="0" w:color="auto"/>
+          <w:bottom w:val="none" w:sz="0" w:space="0" w:color="auto"/>
+          <w:right w:val="none" w:sz="0" w:space="0" w:color="auto"/>
+          <w:insideH w:val="none" w:sz="0" w:space="0" w:color="auto"/>
+          <w:insideV w:val="none" w:sz="0" w:space="0" w:color="auto"/>
+        </w:tblBorders>
+        <w:tblLook w:val="04A0" w:firstRow="1" w:lastRow="0" w:firstColumn="1" w:lastColumn="0" w:noHBand="0" w:noVBand="1"/>
+      </w:tblPr>
+      <w:tblGrid>
+        <w:gridCol w:w="1447"/>
+        <w:gridCol w:w="1955"/>
+        <w:gridCol w:w="1843"/>
+        <w:gridCol w:w="2552"/>
+        <w:gridCol w:w="2268"/>
+      </w:tblGrid>
+      <w:tr>
+        <w:tc>
+          <w:tcPr>
+            <w:tcW w:w="1447" w:type="dxa"/>
+            <w:vAlign w:val="center"/>
+          </w:tcPr>
+          <w:p>
+            <w:pPr>
+              <w:shd w:val="clear" w:color="auto" w:fill="FFFFFF" w:themeFill="background1"/>
+              <w:jc w:val="center"/>
+              <w:rPr>
+                <w:color w:val="000000" w:themeColor="text1"/>
+                <w:sz w:val="26"/>
+                <w:szCs w:val="26"/>
+              </w:rPr>
+            </w:pPr>
+            <w:r>
+              <w:rPr>
+                <w:b/>
+                <w:color w:val="000000" w:themeColor="text1"/>
+                <w:sz w:val="26"/>
+                <w:szCs w:val="26"/>
+              </w:rPr>
+              <w:t>Giám đốc</w:t>
+            </w:r>
+          </w:p>
+        </w:tc>
+        <w:tc>
+          <w:tcPr>
+            <w:tcW w:w="1955" w:type="dxa"/>
+            <w:vAlign w:val="center"/>
+          </w:tcPr>
+          <w:p>
+            <w:pPr>
+              <w:shd w:val="clear" w:color="auto" w:fill="FFFFFF" w:themeFill="background1"/>
+              <w:jc w:val="center"/>
+              <w:rPr>
+                <w:color w:val="000000" w:themeColor="text1"/>
+                <w:sz w:val="26"/>
+                <w:szCs w:val="26"/>
+              </w:rPr>
+            </w:pPr>
+            <w:r>
+              <w:rPr>
+                <w:b/>
+                <w:color w:val="000000" w:themeColor="text1"/>
+                <w:sz w:val="26"/>
+                <w:szCs w:val="26"/>
+              </w:rPr>
+              <w:t>Kế toán trưởng</w:t>
+            </w:r>
+          </w:p>
+        </w:tc>
+        <w:tc>
+          <w:tcPr>
+            <w:tcW w:w="1843" w:type="dxa"/>
+            <w:vAlign w:val="center"/>
+          </w:tcPr>
+          <w:p>
+            <w:pPr>
+              <w:shd w:val="clear" w:color="auto" w:fill="FFFFFF" w:themeFill="background1"/>
+              <w:jc w:val="center"/>
+              <w:rPr>
+                <w:color w:val="000000" w:themeColor="text1"/>
+                <w:sz w:val="26"/>
+                <w:szCs w:val="26"/>
+              </w:rPr>
+            </w:pPr>
+            <w:r>
+              <w:rPr>
+                <w:b/>
+                <w:bCs/>
+                <w:color w:val="000000" w:themeColor="text1"/>
+                <w:sz w:val="26"/>
+                <w:szCs w:val="26"/>
+              </w:rPr>
+              <w:t>TP.TCKT</w:t>
+            </w:r>
+          </w:p>
+        </w:tc>
+        <w:tc>
+          <w:tcPr>
+            <w:tcW w:w="2552" w:type="dxa"/>
+            <w:vAlign w:val="center"/>
+          </w:tcPr>
+          <w:p>
+            <w:pPr>
+              <w:shd w:val="clear" w:color="auto" w:fill="FFFFFF" w:themeFill="background1"/>
+              <w:jc w:val="center"/>
+              <w:rPr>
+                <w:b/>
+                <w:color w:val="000000" w:themeColor="text1"/>
+                <w:sz w:val="26"/>
+                <w:szCs w:val="26"/>
+                <w:lang w:val="en-US"/>
+              </w:rPr>
+            </w:pPr>
+            <w:r>
+              <w:rPr>
+                <w:b/>
+                <w:color w:val="000000" w:themeColor="text1"/>
+                <w:sz w:val="26"/>
+                <w:szCs w:val="26"/>
+                <w:lang w:val="en-US"/>
+              </w:rPr>
+              <w:t>Lãnh đạo</w:t>
+            </w:r>
+          </w:p>
+          <w:p>
+            <w:pPr>
+              <w:shd w:val="clear" w:color="auto" w:fill="FFFFFF" w:themeFill="background1"/>
+              <w:jc w:val="center"/>
+              <w:rPr>
+                <w:color w:val="000000" w:themeColor="text1"/>
+                <w:sz w:val="26"/>
+                <w:szCs w:val="26"/>
+                <w:lang w:val="en-US"/>
+              </w:rPr>
+            </w:pPr>
+            <w:r>
+              <w:rPr>
+                <w:b/>
+                <w:color w:val="000000" w:themeColor="text1"/>
+                <w:sz w:val="26"/>
+                <w:szCs w:val="26"/>
+                <w:lang w:val="en-US"/>
+              </w:rPr>
+              <w:t xml:space="preserve">TT </w:t>
+            </w:r>
+            <w:r>
+              <w:rPr>
+                <w:b/>
+                <w:color w:val="000000" w:themeColor="text1"/>
+                <w:sz w:val="26"/>
+                <w:szCs w:val="26"/>
+              </w:rPr>
+              <w:t>Đào tạo</w:t>
+            </w:r>
+            <w:r>
+              <w:rPr>
+                <w:b/>
+                <w:color w:val="000000" w:themeColor="text1"/>
+                <w:sz w:val="26"/>
+                <w:szCs w:val="26"/>
+                <w:lang w:val="en-US"/>
+              </w:rPr>
+              <w:t>-HTQT</w:t>
+            </w:r>
+          </w:p>
+        </w:tc>
+        <w:tc>
+          <w:tcPr>
+            <w:tcW w:w="2268" w:type="dxa"/>
+            <w:vAlign w:val="center"/>
+          </w:tcPr>
+          <w:p>
+            <w:pPr>
+              <w:shd w:val="clear" w:color="auto" w:fill="FFFFFF" w:themeFill="background1"/>
+              <w:jc w:val="center"/>
+              <w:rPr>
+                <w:b/>
+                <w:color w:val="000000" w:themeColor="text1"/>
+                <w:sz w:val="26"/>
+                <w:szCs w:val="26"/>
+                <w:lang w:val="en-US"/>
+              </w:rPr>
+            </w:pPr>
+            <w:r>
+              <w:rPr>
+                <w:b/>
+                <w:color w:val="000000" w:themeColor="text1"/>
+                <w:sz w:val="26"/>
+                <w:szCs w:val="26"/>
+              </w:rPr>
+              <w:t>Người lập bảng</w:t>
+            </w:r>
+          </w:p>
+        </w:tc>
+      </w:tr>
+      <w:tr>
+        <w:tc>
+          <w:tcPr>
+            <w:tcW w:w="1447" w:type="dxa"/>
+          </w:tcPr>
+          <w:p>
+            <w:pPr>
+              <w:shd w:val="clear" w:color="auto" w:fill="FFFFFF" w:themeFill="background1"/>
+              <w:rPr>
+                <w:color w:val="000000" w:themeColor="text1"/>
+                <w:sz w:val="26"/>
+                <w:szCs w:val="26"/>
+              </w:rPr>
+            </w:pPr>
+          </w:p>
+        </w:tc>
+        <w:tc>
+          <w:tcPr>
+            <w:tcW w:w="1955" w:type="dxa"/>
+          </w:tcPr>
+          <w:p>
+            <w:pPr>
+              <w:shd w:val="clear" w:color="auto" w:fill="FFFFFF" w:themeFill="background1"/>
+              <w:rPr>
+                <w:color w:val="000000" w:themeColor="text1"/>
+                <w:sz w:val="26"/>
+                <w:szCs w:val="26"/>
+              </w:rPr>
+            </w:pPr>
+          </w:p>
+          <w:p>
+            <w:pPr>
+              <w:shd w:val="clear" w:color="auto" w:fill="FFFFFF" w:themeFill="background1"/>
+              <w:rPr>
+                <w:color w:val="000000" w:themeColor="text1"/>
+                <w:sz w:val="26"/>
+                <w:szCs w:val="26"/>
+              </w:rPr>
+            </w:pPr>
+          </w:p>
+        </w:tc>
+        <w:tc>
+          <w:tcPr>
+            <w:tcW w:w="1843" w:type="dxa"/>
+          </w:tcPr>
+          <w:p>
+            <w:pPr>
+              <w:shd w:val="clear" w:color="auto" w:fill="FFFFFF" w:themeFill="background1"/>
+              <w:jc w:val="center"/>
+              <w:rPr>
+                <w:color w:val="000000" w:themeColor="text1"/>
+                <w:sz w:val="26"/>
+                <w:szCs w:val="26"/>
+              </w:rPr>
+            </w:pPr>
+          </w:p>
+        </w:tc>
+        <w:tc>
+          <w:tcPr>
+            <w:tcW w:w="2552" w:type="dxa"/>
+          </w:tcPr>
+          <w:p>
+            <w:pPr>
+              <w:shd w:val="clear" w:color="auto" w:fill="FFFFFF" w:themeFill="background1"/>
+              <w:rPr>
+                <w:color w:val="000000" w:themeColor="text1"/>
+                <w:sz w:val="26"/>
+                <w:szCs w:val="26"/>
+              </w:rPr>
+            </w:pPr>
+          </w:p>
+        </w:tc>
+        <w:tc>
+          <w:tcPr>
+            <w:tcW w:w="2268" w:type="dxa"/>
+          </w:tcPr>
+          <w:p>
+            <w:pPr>
+              <w:shd w:val="clear" w:color="auto" w:fill="FFFFFF" w:themeFill="background1"/>
+              <w:rPr>
+                <w:color w:val="000000" w:themeColor="text1"/>
+                <w:sz w:val="26"/>
+                <w:szCs w:val="26"/>
+              </w:rPr>
+            </w:pPr>
+          </w:p>
+        </w:tc>
+      </w:tr>
+      <w:tr>
+        <w:tc>
+          <w:tcPr>
+            <w:tcW w:w="1447" w:type="dxa"/>
+          </w:tcPr>
+          <w:p>
+            <w:pPr>
+              <w:shd w:val="clear" w:color="auto" w:fill="FFFFFF" w:themeFill="background1"/>
+              <w:jc w:val="center"/>
+              <w:rPr>
+                <w:color w:val="000000" w:themeColor="text1"/>
+                <w:sz w:val="26"/>
+                <w:szCs w:val="26"/>
+                <w:lang w:val="en-US"/>
+              </w:rPr>
+            </w:pPr>
+            <w:r>
+              <w:rPr>
+                <w:b/>
+                <w:bCs/>
+                <w:color w:val="000000" w:themeColor="text1"/>
+                <w:sz w:val="26"/>
+                <w:szCs w:val="26"/>
+                <w:lang w:val="en-US"/>
+              </w:rPr>
+              <w:t xml:space="preserve"> </w:t>
+            </w:r>
+          </w:p>
+        </w:tc>
+        <w:tc>
+          <w:tcPr>
+            <w:tcW w:w="1955" w:type="dxa"/>
+          </w:tcPr>
+          <w:p>
+            <w:pPr>
+              <w:shd w:val="clear" w:color="auto" w:fill="FFFFFF" w:themeFill="background1"/>
+              <w:jc w:val="center"/>
+              <w:rPr>
+                <w:color w:val="000000" w:themeColor="text1"/>
+                <w:sz w:val="26"/>
+                <w:szCs w:val="26"/>
+                <w:lang w:val="en-US"/>
+              </w:rPr>
+            </w:pPr>
+            <w:r>
+              <w:rPr>
+                <w:b/>
+                <w:color w:val="000000" w:themeColor="text1"/>
+                <w:sz w:val="26"/>
+                <w:szCs w:val="26"/>
+                <w:lang w:val="en-US"/>
+              </w:rPr>
+              <w:t xml:space="preserve"> </w:t>
+            </w:r>
+          </w:p>
+        </w:tc>
+        <w:tc>
+          <w:tcPr>
+            <w:tcW w:w="1843" w:type="dxa"/>
+          </w:tcPr>
+          <w:p>
+            <w:pPr>
+              <w:shd w:val="clear" w:color="auto" w:fill="FFFFFF" w:themeFill="background1"/>
+              <w:jc w:val="center"/>
+              <w:rPr>
+                <w:color w:val="000000" w:themeColor="text1"/>
+                <w:sz w:val="26"/>
+                <w:szCs w:val="26"/>
+                <w:lang w:val="en-US"/>
+              </w:rPr>
+            </w:pPr>
+            <w:r>
+              <w:rPr>
+                <w:b/>
+                <w:bCs/>
+                <w:color w:val="000000" w:themeColor="text1"/>
+                <w:sz w:val="26"/>
+                <w:szCs w:val="26"/>
+                <w:lang w:val="en-US"/>
+              </w:rPr>
+              <w:t xml:space="preserve"> </w:t>
+            </w:r>
+          </w:p>
+        </w:tc>
+        <w:tc>
+          <w:tcPr>
+            <w:tcW w:w="2552" w:type="dxa"/>
+          </w:tcPr>
+          <w:p>
+            <w:pPr>
+              <w:shd w:val="clear" w:color="auto" w:fill="FFFFFF" w:themeFill="background1"/>
+              <w:rPr>
+                <w:color w:val="000000" w:themeColor="text1"/>
+                <w:sz w:val="26"/>
+                <w:szCs w:val="26"/>
+                <w:lang w:val="en-US"/>
+              </w:rPr>
+            </w:pPr>
+            <w:r>
+              <w:rPr>
+                <w:b/>
+                <w:color w:val="000000" w:themeColor="text1"/>
+                <w:sz w:val="26"/>
+                <w:szCs w:val="26"/>
+                <w:lang w:val="en-US"/>
+              </w:rPr>
+              <w:t xml:space="preserve"> </w:t>
+            </w:r>
+          </w:p>
+        </w:tc>
+        <w:tc>
+          <w:tcPr>
+            <w:tcW w:w="2268" w:type="dxa"/>
+          </w:tcPr>
+          <w:p>
+            <w:pPr>
+              <w:shd w:val="clear" w:color="auto" w:fill="FFFFFF" w:themeFill="background1"/>
+              <w:jc w:val="center"/>
+              <w:rPr>
+                <w:color w:val="000000" w:themeColor="text1"/>
+                <w:sz w:val="26"/>
+                <w:szCs w:val="26"/>
+                <w:lang w:val="en-US"/>
+              </w:rPr>
+            </w:pPr>
+            <w:r>
+              <w:rPr>
+                <w:b/>
+                <w:color w:val="000000" w:themeColor="text1"/>
+                <w:sz w:val="26"/>
+                <w:szCs w:val="26"/>
+              </w:rPr>
+              <w:t xml:space="preserve"> </w:t>
+            </w:r>
+            <w:r>
+              <w:rPr>
+                <w:b/>
+                <w:color w:val="000000" w:themeColor="text1"/>
+                <w:sz w:val="26"/>
+                <w:szCs w:val="26"/>
+                <w:lang w:val="en-US"/>
+              </w:rPr>
+              <w:t xml:space="preserve"> </w:t>
+            </w:r>
+          </w:p>
+        </w:tc>
+      </w:tr>
+    </w:tbl>
+    <w:p>
+      <w:pPr>
+        <w:spacing w:after="0"/>
+      </w:pPr>
+    </w:p>
     <w:sectPr>
       <w:pgSz w:w="11907" w:h="16840" w:code="9"/>
       <w:pgMar w:top="1134" w:right="1134" w:bottom="1134" w:left="1701" w:header="720" w:footer="720" w:gutter="0"/>
@@ -13,8 +4091,153 @@
 </w:document>
 </file>
 
+<file path=word/numbering.xml><?xml version="1.0" encoding="utf-8"?>
+<w:numbering xmlns:wpc="http://schemas.microsoft.com/office/word/2010/wordprocessingCanvas" xmlns:cx="http://schemas.microsoft.com/office/drawing/2014/chartex" xmlns:cx1="http://schemas.microsoft.com/office/drawing/2015/9/8/chartex" xmlns:cx2="http://schemas.microsoft.com/office/drawing/2015/10/21/chartex" xmlns:cx3="http://schemas.microsoft.com/office/drawing/2016/5/9/chartex" xmlns:cx4="http://schemas.microsoft.com/office/drawing/2016/5/10/chartex" xmlns:cx5="http://schemas.microsoft.com/office/drawing/2016/5/11/chartex" xmlns:cx6="http://schemas.microsoft.com/office/drawing/2016/5/12/chartex" xmlns:cx7="http://schemas.microsoft.com/office/drawing/2016/5/13/chartex" xmlns:cx8="http://schemas.microsoft.com/office/drawing/2016/5/14/chartex" xmlns:mc="http://schemas.openxmlformats.org/markup-compatibility/2006" xmlns:aink="http://schemas.microsoft.com/office/drawing/2016/ink" xmlns:am3d="http://schemas.microsoft.com/office/drawing/2017/model3d" xmlns:o="urn:schemas-microsoft-com:office:office" xmlns:oel="http://schemas.microsoft.com/office/2019/extlst" xmlns:r="http://schemas.openxmlformats.org/officeDocument/2006/relationships" xmlns:m="http://schemas.openxmlformats.org/officeDocument/2006/math" xmlns:v="urn:schemas-microsoft-com:vml" xmlns:wp14="http://schemas.microsoft.com/office/word/2010/wordprocessingDrawing" xmlns:wp="http://schemas.openxmlformats.org/drawingml/2006/wordprocessingDrawing" xmlns:w10="urn:schemas-microsoft-com:office:word" xmlns:w="http://schemas.openxmlformats.org/wordprocessingml/2006/main" xmlns:w14="http://schemas.microsoft.com/office/word/2010/wordml" xmlns:w15="http://schemas.microsoft.com/office/word/2012/wordml" xmlns:w16cex="http://schemas.microsoft.com/office/word/2018/wordml/cex" xmlns:w16cid="http://schemas.microsoft.com/office/word/2016/wordml/cid" xmlns:w16="http://schemas.microsoft.com/office/word/2018/wordml" xmlns:w16du="http://schemas.microsoft.com/office/word/2023/wordml/word16du" xmlns:w16sdtdh="http://schemas.microsoft.com/office/word/2020/wordml/sdtdatahash" xmlns:w16sdtfl="http://schemas.microsoft.com/office/word/2024/wordml/sdtformatlock" xmlns:w16se="http://schemas.microsoft.com/office/word/2015/wordml/symex" xmlns:wpg="http://schemas.microsoft.com/office/word/2010/wordprocessingGroup" xmlns:wpi="http://schemas.microsoft.com/office/word/2010/wordprocessingInk" xmlns:wne="http://schemas.microsoft.com/office/word/2006/wordml" xmlns:wps="http://schemas.microsoft.com/office/word/2010/wordprocessingShape" mc:Ignorable="w14 w15 w16se w16cid w16 w16cex w16sdtdh w16sdtfl w16du wp14">
+  <w:abstractNum w:abstractNumId="0" w15:restartNumberingAfterBreak="0">
+    <w:nsid w:val="14BC2676"/>
+    <w:multiLevelType w:val="hybridMultilevel"/>
+    <w:tmpl w:val="9222CCE8"/>
+    <w:lvl w:ilvl="0" w:tplc="73341604">
+      <w:numFmt w:val="bullet"/>
+      <w:lvlText w:val="-"/>
+      <w:lvlJc w:val="left"/>
+      <w:pPr>
+        <w:ind w:left="1080" w:hanging="360"/>
+      </w:pPr>
+      <w:rPr>
+        <w:rFonts w:ascii="Times New Roman" w:eastAsia="Calibri" w:hAnsi="Times New Roman" w:cs="Times New Roman" w:hint="default"/>
+      </w:rPr>
+    </w:lvl>
+    <w:lvl w:ilvl="1" w:tplc="04090003">
+      <w:start w:val="1"/>
+      <w:numFmt w:val="decimal"/>
+      <w:lvlText w:val="%2."/>
+      <w:lvlJc w:val="left"/>
+      <w:pPr>
+        <w:tabs>
+          <w:tab w:val="num" w:pos="1440"/>
+        </w:tabs>
+        <w:ind w:left="1440" w:hanging="360"/>
+      </w:pPr>
+    </w:lvl>
+    <w:lvl w:ilvl="2" w:tplc="04090005">
+      <w:start w:val="1"/>
+      <w:numFmt w:val="decimal"/>
+      <w:lvlText w:val="%3."/>
+      <w:lvlJc w:val="left"/>
+      <w:pPr>
+        <w:tabs>
+          <w:tab w:val="num" w:pos="2160"/>
+        </w:tabs>
+        <w:ind w:left="2160" w:hanging="360"/>
+      </w:pPr>
+    </w:lvl>
+    <w:lvl w:ilvl="3" w:tplc="04090001">
+      <w:start w:val="1"/>
+      <w:numFmt w:val="decimal"/>
+      <w:lvlText w:val="%4."/>
+      <w:lvlJc w:val="left"/>
+      <w:pPr>
+        <w:tabs>
+          <w:tab w:val="num" w:pos="2880"/>
+        </w:tabs>
+        <w:ind w:left="2880" w:hanging="360"/>
+      </w:pPr>
+    </w:lvl>
+    <w:lvl w:ilvl="4" w:tplc="04090003">
+      <w:start w:val="1"/>
+      <w:numFmt w:val="decimal"/>
+      <w:lvlText w:val="%5."/>
+      <w:lvlJc w:val="left"/>
+      <w:pPr>
+        <w:tabs>
+          <w:tab w:val="num" w:pos="3600"/>
+        </w:tabs>
+        <w:ind w:left="3600" w:hanging="360"/>
+      </w:pPr>
+    </w:lvl>
+    <w:lvl w:ilvl="5" w:tplc="04090005">
+      <w:start w:val="1"/>
+      <w:numFmt w:val="decimal"/>
+      <w:lvlText w:val="%6."/>
+      <w:lvlJc w:val="left"/>
+      <w:pPr>
+        <w:tabs>
+          <w:tab w:val="num" w:pos="4320"/>
+        </w:tabs>
+        <w:ind w:left="4320" w:hanging="360"/>
+      </w:pPr>
+    </w:lvl>
+    <w:lvl w:ilvl="6" w:tplc="04090001">
+      <w:start w:val="1"/>
+      <w:numFmt w:val="decimal"/>
+      <w:lvlText w:val="%7."/>
+      <w:lvlJc w:val="left"/>
+      <w:pPr>
+        <w:tabs>
+          <w:tab w:val="num" w:pos="5040"/>
+        </w:tabs>
+        <w:ind w:left="5040" w:hanging="360"/>
+      </w:pPr>
+    </w:lvl>
+    <w:lvl w:ilvl="7" w:tplc="04090003">
+      <w:start w:val="1"/>
+      <w:numFmt w:val="decimal"/>
+      <w:lvlText w:val="%8."/>
+      <w:lvlJc w:val="left"/>
+      <w:pPr>
+        <w:tabs>
+          <w:tab w:val="num" w:pos="5760"/>
+        </w:tabs>
+        <w:ind w:left="5760" w:hanging="360"/>
+      </w:pPr>
+    </w:lvl>
+    <w:lvl w:ilvl="8" w:tplc="04090005">
+      <w:start w:val="1"/>
+      <w:numFmt w:val="decimal"/>
+      <w:lvlText w:val="%9."/>
+      <w:lvlJc w:val="left"/>
+      <w:pPr>
+        <w:tabs>
+          <w:tab w:val="num" w:pos="6480"/>
+        </w:tabs>
+        <w:ind w:left="6480" w:hanging="360"/>
+      </w:pPr>
+    </w:lvl>
+  </w:abstractNum>
+  <w:num w:numId="1" w16cid:durableId="1868325448">
+    <w:abstractNumId w:val="0"/>
+    <w:lvlOverride w:ilvl="0"/>
+    <w:lvlOverride w:ilvl="1">
+      <w:startOverride w:val="1"/>
+    </w:lvlOverride>
+    <w:lvlOverride w:ilvl="2">
+      <w:startOverride w:val="1"/>
+    </w:lvlOverride>
+    <w:lvlOverride w:ilvl="3">
+      <w:startOverride w:val="1"/>
+    </w:lvlOverride>
+    <w:lvlOverride w:ilvl="4">
+      <w:startOverride w:val="1"/>
+    </w:lvlOverride>
+    <w:lvlOverride w:ilvl="5">
+      <w:startOverride w:val="1"/>
+    </w:lvlOverride>
+    <w:lvlOverride w:ilvl="6">
+      <w:startOverride w:val="1"/>
+    </w:lvlOverride>
+    <w:lvlOverride w:ilvl="7">
+      <w:startOverride w:val="1"/>
+    </w:lvlOverride>
+    <w:lvlOverride w:ilvl="8">
+      <w:startOverride w:val="1"/>
+    </w:lvlOverride>
+  </w:num>
+</w:numbering>
+</file>
+
 <file path=word/styles.xml><?xml version="1.0" encoding="utf-8"?>
-<w:styles xmlns:mc="http://schemas.openxmlformats.org/markup-compatibility/2006" xmlns:r="http://schemas.openxmlformats.org/officeDocument/2006/relationships" xmlns:w="http://schemas.openxmlformats.org/wordprocessingml/2006/main" xmlns:w14="http://schemas.microsoft.com/office/word/2010/wordml" xmlns:w15="http://schemas.microsoft.com/office/word/2012/wordml" xmlns:w16cex="http://schemas.microsoft.com/office/word/2018/wordml/cex" xmlns:w16cid="http://schemas.microsoft.com/office/word/2016/wordml/cid" xmlns:w16="http://schemas.microsoft.com/office/word/2018/wordml" xmlns:w16sdtdh="http://schemas.microsoft.com/office/word/2020/wordml/sdtdatahash" xmlns:w16se="http://schemas.microsoft.com/office/word/2015/wordml/symex" mc:Ignorable="w14 w15 w16se w16cid w16 w16cex w16sdtdh">
+<w:styles xmlns:mc="http://schemas.openxmlformats.org/markup-compatibility/2006" xmlns:r="http://schemas.openxmlformats.org/officeDocument/2006/relationships" xmlns:w="http://schemas.openxmlformats.org/wordprocessingml/2006/main" xmlns:w14="http://schemas.microsoft.com/office/word/2010/wordml" xmlns:w15="http://schemas.microsoft.com/office/word/2012/wordml" xmlns:w16cex="http://schemas.microsoft.com/office/word/2018/wordml/cex" xmlns:w16cid="http://schemas.microsoft.com/office/word/2016/wordml/cid" xmlns:w16="http://schemas.microsoft.com/office/word/2018/wordml" xmlns:w16du="http://schemas.microsoft.com/office/word/2023/wordml/word16du" xmlns:w16sdtdh="http://schemas.microsoft.com/office/word/2020/wordml/sdtdatahash" xmlns:w16sdtfl="http://schemas.microsoft.com/office/word/2024/wordml/sdtformatlock" xmlns:w16se="http://schemas.microsoft.com/office/word/2015/wordml/symex" mc:Ignorable="w14 w15 w16se w16cid w16 w16cex w16sdtdh w16sdtfl w16du">
   <w:docDefaults>
     <w:rPrDefault>
       <w:rPr>
@@ -187,7 +4410,7 @@
     <w:lsdException w:name="Table Web 2" w:semiHidden="1" w:unhideWhenUsed="1"/>
     <w:lsdException w:name="Table Web 3" w:semiHidden="1" w:unhideWhenUsed="1"/>
     <w:lsdException w:name="Balloon Text" w:semiHidden="1" w:unhideWhenUsed="1"/>
-    <w:lsdException w:name="Table Grid" w:uiPriority="39"/>
+    <w:lsdException w:name="Table Grid" w:uiPriority="59"/>
     <w:lsdException w:name="Table Theme" w:semiHidden="1" w:unhideWhenUsed="1"/>
     <w:lsdException w:name="Placeholder Text" w:semiHidden="1"/>
     <w:lsdException w:name="No Spacing" w:uiPriority="1" w:qFormat="1"/>
@@ -860,7 +5083,9 @@
   </w:style>
   <w:style w:type="paragraph" w:styleId="ListParagraph">
     <w:name w:val="List Paragraph"/>
+    <w:aliases w:val="bullet 1,bullet,List Paragraph11,List Paragraph2,Pictures"/>
     <w:basedOn w:val="Normal"/>
+    <w:link w:val="ListParagraphChar"/>
     <w:uiPriority w:val="34"/>
     <w:qFormat/>
     <w:rsid w:val="00C60E8A"/>
@@ -929,6 +5154,41 @@
       <w:color w:val="0F4761" w:themeColor="accent1" w:themeShade="BF"/>
       <w:spacing w:val="5"/>
     </w:rPr>
+  </w:style>
+  <w:style w:type="table" w:styleId="TableGrid">
+    <w:name w:val="Table Grid"/>
+    <w:basedOn w:val="TableNormal"/>
+    <w:uiPriority w:val="59"/>
+    <w:rsid w:val="004E6D7B"/>
+    <w:pPr>
+      <w:spacing w:after="0" w:line="240" w:lineRule="auto"/>
+    </w:pPr>
+    <w:rPr>
+      <w:rFonts w:eastAsia="Times New Roman" w:cs="Times New Roman"/>
+      <w:kern w:val="0"/>
+      <w:sz w:val="20"/>
+      <w:szCs w:val="20"/>
+      <w:lang w:val="vi-VN" w:eastAsia="vi-VN"/>
+      <w14:ligatures w14:val="none"/>
+    </w:rPr>
+    <w:tblPr>
+      <w:tblBorders>
+        <w:top w:val="single" w:sz="4" w:space="0" w:color="auto"/>
+        <w:left w:val="single" w:sz="4" w:space="0" w:color="auto"/>
+        <w:bottom w:val="single" w:sz="4" w:space="0" w:color="auto"/>
+        <w:right w:val="single" w:sz="4" w:space="0" w:color="auto"/>
+        <w:insideH w:val="single" w:sz="4" w:space="0" w:color="auto"/>
+        <w:insideV w:val="single" w:sz="4" w:space="0" w:color="auto"/>
+      </w:tblBorders>
+    </w:tblPr>
+  </w:style>
+  <w:style w:type="character" w:customStyle="1" w:styleId="ListParagraphChar">
+    <w:name w:val="List Paragraph Char"/>
+    <w:aliases w:val="bullet 1 Char,bullet Char,List Paragraph11 Char,List Paragraph2 Char,Pictures Char"/>
+    <w:basedOn w:val="DefaultParagraphFont"/>
+    <w:link w:val="ListParagraph"/>
+    <w:uiPriority w:val="34"/>
+    <w:rsid w:val="004E6D7B"/>
   </w:style>
 </w:styles>
 </file>
